--- a/docs/PiliPlus-顶栏底栏动画重构与视频转场优化报告.docx
+++ b/docs/PiliPlus-顶栏底栏动画重构与视频转场优化报告.docx
@@ -4283,7 +4283,77 @@
         <w:pStyle w:val="Heading2"/>
       </w:pPr>
       <w:r>
-        <w:t xml:space="preserve">附录：改动文件清单（改造前 → 最终）</w:t>
+        <w:t xml:space="preserve">八、v4 追加：pinned sliver 让位 + 页面级静态玻璃（空间与外观解耦）</w:t>
+      </w:r>
+    </w:p>
+    <w:p>
+      <w:pPr>
+        <w:pStyle w:val="Heading3"/>
+      </w:pPr>
+      <w:r>
+        <w:t xml:space="preserve">背景：v2 方案的不足</w:t>
+      </w:r>
+    </w:p>
+    <w:p>
+      <w:r>
+        <w:t xml:space="preserve">v2 为了修掉 v1 的三个毛病，把「让位」也交回给了页面：各 Tab 页自己算内边距 + </w:t>
+      </w:r>
+      <w:r>
+        <w:rPr>
+          <w:rFonts w:ascii="Consolas" w:eastAsia="Consolas" w:hAnsi="Consolas" w:cs="Consolas"/>
+        </w:rPr>
+        <w:t xml:space="preserve">correctBy</w:t>
+      </w:r>
+      <w:r>
+        <w:t xml:space="preserve"> 偷滚动，</w:t>
+        <w:br/>
+        <w:t xml:space="preserve">首页用共享的 </w:t>
+      </w:r>
+      <w:r>
+        <w:rPr>
+          <w:rFonts w:ascii="Consolas" w:eastAsia="Consolas" w:hAnsi="Consolas" w:cs="Consolas"/>
+        </w:rPr>
+        <w:t xml:space="preserve">barOffset</w:t>
+      </w:r>
+      <w:r>
+        <w:t xml:space="preserve"> 驱动、动态页再按比例把 52 的量程换算成 76 的面板高度，收尾补间还是 </w:t>
+      </w:r>
+      <w:r>
+        <w:rPr>
+          <w:rFonts w:ascii="Consolas" w:eastAsia="Consolas" w:hAnsi="Consolas" w:cs="Consolas"/>
+        </w:rPr>
+        <w:t xml:space="preserve">Timer.periodic</w:t>
+      </w:r>
+      <w:r>
+        <w:t xml:space="preserve">。</w:t>
+        <w:br/>
+        <w:t xml:space="preserve">代价是：内容与手指不是原生 1:1；</w:t>
+      </w:r>
+      <w:r>
+        <w:rPr>
+          <w:rFonts w:ascii="Consolas" w:eastAsia="Consolas" w:hAnsi="Consolas" w:cs="Consolas"/>
+        </w:rPr>
+        <w:t xml:space="preserve">TopBarInset</w:t>
+      </w:r>
+      <w:r>
+        <w:t xml:space="preserve"> 的 </w:t>
+      </w:r>
+      <w:r>
+        <w:rPr>
+          <w:rFonts w:ascii="Consolas" w:eastAsia="Consolas" w:hAnsi="Consolas" w:cs="Consolas"/>
+        </w:rPr>
+        <w:t xml:space="preserve">value</w:t>
+      </w:r>
+      <w:r>
+        <w:t xml:space="preserve"> 每帧变，各 Tab 页每帧重排；比例换算容易对不齐。</w:t>
+      </w:r>
+    </w:p>
+    <w:p>
+      <w:pPr>
+        <w:pStyle w:val="Heading3"/>
+      </w:pPr>
+      <w:r>
+        <w:t xml:space="preserve">v4 的做法：把「空间」和「外观」拆开</w:t>
       </w:r>
     </w:p>
     <w:tbl>
@@ -4311,11 +4381,7 @@
             <w:tcW w:w="2340" w:type="dxa"/>
             <w:shd w:val="clear" w:color="auto" w:fill="F2F2F2"/>
           </w:tcPr>
-          <w:p>
-            <w:r>
-              <w:t xml:space="preserve">文件</w:t>
-            </w:r>
-          </w:p>
+          <w:p/>
         </w:tc>
         <w:tc>
           <w:tcPr>
@@ -4324,7 +4390,7 @@
           </w:tcPr>
           <w:p>
             <w:r>
-              <w:t xml:space="preserve">改造前</w:t>
+              <w:t xml:space="preserve">v1（被否）</w:t>
             </w:r>
           </w:p>
         </w:tc>
@@ -4335,7 +4401,7 @@
           </w:tcPr>
           <w:p>
             <w:r>
-              <w:t xml:space="preserve">最终</w:t>
+              <w:t xml:space="preserve">v2（回退）</w:t>
             </w:r>
           </w:p>
         </w:tc>
@@ -4346,398 +4412,213 @@
           </w:tcPr>
           <w:p>
             <w:r>
-              <w:t xml:space="preserve">关键变动</w:t>
-            </w:r>
-          </w:p>
-        </w:tc>
-      </w:tr>
-      <w:tr>
-        <w:tc>
-          <w:tcPr>
-            <w:tcW w:w="2340" w:type="dxa"/>
-          </w:tcPr>
-          <w:p>
-            <w:r>
-              <w:rPr>
-                <w:rFonts w:ascii="Consolas" w:eastAsia="Consolas" w:hAnsi="Consolas" w:cs="Consolas"/>
-              </w:rPr>
-              <w:t xml:space="preserve">lib/pages/home/view.dart</w:t>
-            </w:r>
-          </w:p>
-        </w:tc>
-        <w:tc>
-          <w:tcPr>
-            <w:tcW w:w="2340" w:type="dxa"/>
-          </w:tcPr>
-          <w:p>
-            <w:r>
-              <w:t xml:space="preserve">顶栏玻璃整块被 </w:t>
-            </w:r>
-            <w:r>
-              <w:rPr>
-                <w:rFonts w:ascii="Consolas" w:eastAsia="Consolas" w:hAnsi="Consolas" w:cs="Consolas"/>
-              </w:rPr>
-              <w:t xml:space="preserve">Obx</w:t>
-            </w:r>
-            <w:r>
-              <w:t xml:space="preserve"> 包住，每帧重建</w:t>
-            </w:r>
-          </w:p>
-        </w:tc>
-        <w:tc>
-          <w:tcPr>
-            <w:tcW w:w="2340" w:type="dxa"/>
-          </w:tcPr>
-          <w:p>
-            <w:r>
-              <w:t xml:space="preserve">静态玻璃 + 两个 </w:t>
-            </w:r>
-            <w:r>
-              <w:rPr>
-                <w:rFonts w:ascii="Consolas" w:eastAsia="Consolas" w:hAnsi="Consolas" w:cs="Consolas"/>
-              </w:rPr>
-              <w:t xml:space="preserve">Obx</w:t>
-            </w:r>
-            <w:r>
-              <w:t xml:space="preserve"> 小叶子（搜索行包装、</w:t>
-            </w:r>
-            <w:r>
-              <w:rPr>
-                <w:rFonts w:ascii="Consolas" w:eastAsia="Consolas" w:hAnsi="Consolas" w:cs="Consolas"/>
-              </w:rPr>
-              <w:t xml:space="preserve">TopBarInset</w:t>
-            </w:r>
-            <w:r>
-              <w:t xml:space="preserve">）</w:t>
-            </w:r>
-          </w:p>
-        </w:tc>
-        <w:tc>
-          <w:tcPr>
-            <w:tcW w:w="2340" w:type="dxa"/>
-          </w:tcPr>
-          <w:p>
-            <w:r>
-              <w:t xml:space="preserve">重建范围收窄；其余（位置/结构/驱动/让位）与改造前一致</w:t>
-            </w:r>
-          </w:p>
-        </w:tc>
-      </w:tr>
-      <w:tr>
-        <w:tc>
-          <w:tcPr>
-            <w:tcW w:w="2340" w:type="dxa"/>
-          </w:tcPr>
-          <w:p>
-            <w:r>
-              <w:rPr>
-                <w:rFonts w:ascii="Consolas" w:eastAsia="Consolas" w:hAnsi="Consolas" w:cs="Consolas"/>
-              </w:rPr>
-              <w:t xml:space="preserve">lib/pages/dynamics/view.dart</w:t>
-            </w:r>
-          </w:p>
-        </w:tc>
-        <w:tc>
-          <w:tcPr>
-            <w:tcW w:w="2340" w:type="dxa"/>
-          </w:tcPr>
-          <w:p>
-            <w:r>
-              <w:rPr>
-                <w:rFonts w:ascii="Consolas" w:eastAsia="Consolas" w:hAnsi="Consolas" w:cs="Consolas"/>
-              </w:rPr>
-              <w:t xml:space="preserve">Obx(page)</w:t>
-            </w:r>
-            <w:r>
-              <w:t xml:space="preserve"> 包住整页</w:t>
-            </w:r>
-          </w:p>
-        </w:tc>
-        <w:tc>
-          <w:tcPr>
-            <w:tcW w:w="2340" w:type="dxa"/>
-          </w:tcPr>
-          <w:p>
-            <w:r>
-              <w:t xml:space="preserve">静态玻璃 + </w:t>
-            </w:r>
-            <w:r>
-              <w:rPr>
-                <w:rFonts w:ascii="Consolas" w:eastAsia="Consolas" w:hAnsi="Consolas" w:cs="Consolas"/>
-              </w:rPr>
-              <w:t xml:space="preserve">Obx(() =&gt; topPanelArea(...))</w:t>
-            </w:r>
-          </w:p>
-        </w:tc>
-        <w:tc>
-          <w:tcPr>
-            <w:tcW w:w="2340" w:type="dxa"/>
-          </w:tcPr>
-          <w:p>
-            <w:r>
-              <w:t xml:space="preserve">同上；面板顺序回到 Tab 栏之下</w:t>
-            </w:r>
-          </w:p>
-        </w:tc>
-      </w:tr>
-      <w:tr>
-        <w:tc>
-          <w:tcPr>
-            <w:tcW w:w="2340" w:type="dxa"/>
-          </w:tcPr>
-          <w:p>
-            <w:r>
-              <w:rPr>
-                <w:rFonts w:ascii="Consolas" w:eastAsia="Consolas" w:hAnsi="Consolas" w:cs="Consolas"/>
-              </w:rPr>
-              <w:t xml:space="preserve">lib/pages/common/common_page.dart</w:t>
-            </w:r>
-          </w:p>
-        </w:tc>
-        <w:tc>
-          <w:tcPr>
-            <w:tcW w:w="2340" w:type="dxa"/>
-          </w:tcPr>
-          <w:p>
-            <w:r>
-              <w:rPr>
-                <w:rFonts w:ascii="Consolas" w:eastAsia="Consolas" w:hAnsi="Consolas" w:cs="Consolas"/>
-              </w:rPr>
-              <w:t xml:space="preserve">onNotificationType2</w:t>
-            </w:r>
-            <w:r>
-              <w:t xml:space="preserve"> 不处理滚动方向</w:t>
-            </w:r>
-          </w:p>
-        </w:tc>
-        <w:tc>
-          <w:tcPr>
-            <w:tcW w:w="2340" w:type="dxa"/>
-          </w:tcPr>
-          <w:p>
-            <w:r>
-              <w:t xml:space="preserve">转发 </w:t>
-            </w:r>
-            <w:r>
-              <w:rPr>
-                <w:rFonts w:ascii="Consolas" w:eastAsia="Consolas" w:hAnsi="Consolas" w:cs="Consolas"/>
-              </w:rPr>
-              <w:t xml:space="preserve">UserScrollNotification</w:t>
-            </w:r>
-            <w:r>
-              <w:t xml:space="preserve"> 给 type1</w:t>
-            </w:r>
-          </w:p>
-        </w:tc>
-        <w:tc>
-          <w:tcPr>
-            <w:tcW w:w="2340" w:type="dxa"/>
-          </w:tcPr>
-          <w:p>
-            <w:r>
-              <w:t xml:space="preserve">让默认模式下两态底栏拿到方向</w:t>
-            </w:r>
-          </w:p>
-        </w:tc>
-      </w:tr>
-      <w:tr>
-        <w:tc>
-          <w:tcPr>
-            <w:tcW w:w="2340" w:type="dxa"/>
-          </w:tcPr>
-          <w:p>
-            <w:r>
-              <w:rPr>
-                <w:rFonts w:ascii="Consolas" w:eastAsia="Consolas" w:hAnsi="Consolas" w:cs="Consolas"/>
-              </w:rPr>
-              <w:t xml:space="preserve">lib/common/widgets/floating_navigation_bar.dart</w:t>
-            </w:r>
-          </w:p>
-        </w:tc>
-        <w:tc>
-          <w:tcPr>
-            <w:tcW w:w="2340" w:type="dxa"/>
-          </w:tcPr>
-          <w:p>
-            <w:r>
-              <w:t xml:space="preserve">气泡只滑不按压</w:t>
-            </w:r>
-          </w:p>
-        </w:tc>
-        <w:tc>
-          <w:tcPr>
-            <w:tcW w:w="2340" w:type="dxa"/>
-          </w:tcPr>
-          <w:p>
-            <w:r>
-              <w:t xml:space="preserve">1.3 倍按压 + 跟手拖动 + 抬手吸附；alpha 0.46/0.36 → 0.32/0.22</w:t>
-            </w:r>
-          </w:p>
-        </w:tc>
-        <w:tc>
-          <w:tcPr>
-            <w:tcW w:w="2340" w:type="dxa"/>
-          </w:tcPr>
-          <w:p>
-            <w:r>
-              <w:t xml:space="preserve">新增交互与更透明玻璃</w:t>
-            </w:r>
-          </w:p>
-        </w:tc>
-      </w:tr>
-      <w:tr>
-        <w:tc>
-          <w:tcPr>
-            <w:tcW w:w="2340" w:type="dxa"/>
-          </w:tcPr>
-          <w:p>
-            <w:r>
-              <w:rPr>
-                <w:rFonts w:ascii="Consolas" w:eastAsia="Consolas" w:hAnsi="Consolas" w:cs="Consolas"/>
-              </w:rPr>
-              <w:t xml:space="preserve">lib/pages/main/controller.dart</w:t>
-            </w:r>
-          </w:p>
-        </w:tc>
-        <w:tc>
-          <w:tcPr>
-            <w:tcW w:w="2340" w:type="dxa"/>
-          </w:tcPr>
-          <w:p>
-            <w:r>
-              <w:rPr>
-                <w:rFonts w:ascii="Consolas" w:eastAsia="Consolas" w:hAnsi="Consolas" w:cs="Consolas"/>
-              </w:rPr>
-              <w:t xml:space="preserve">showBottomBar</w:t>
-            </w:r>
-            <w:r>
-              <w:t xml:space="preserve"> 仅 instant 创建</w:t>
-            </w:r>
-          </w:p>
-        </w:tc>
-        <w:tc>
-          <w:tcPr>
-            <w:tcW w:w="2340" w:type="dxa"/>
-          </w:tcPr>
-          <w:p>
-            <w:r>
-              <w:t xml:space="preserve">只要 </w:t>
-            </w:r>
-            <w:r>
-              <w:rPr>
-                <w:rFonts w:ascii="Consolas" w:eastAsia="Consolas" w:hAnsi="Consolas" w:cs="Consolas"/>
-              </w:rPr>
-              <w:t xml:space="preserve">hideBottomBar</w:t>
-            </w:r>
-            <w:r>
-              <w:t xml:space="preserve"> 就创建</w:t>
-            </w:r>
-          </w:p>
-        </w:tc>
-        <w:tc>
-          <w:tcPr>
-            <w:tcW w:w="2340" w:type="dxa"/>
-          </w:tcPr>
-          <w:p>
-            <w:r>
-              <w:t xml:space="preserve">支持两态</w:t>
-            </w:r>
-          </w:p>
-        </w:tc>
-      </w:tr>
-      <w:tr>
-        <w:tc>
-          <w:tcPr>
-            <w:tcW w:w="2340" w:type="dxa"/>
-          </w:tcPr>
-          <w:p>
-            <w:r>
-              <w:rPr>
-                <w:rFonts w:ascii="Consolas" w:eastAsia="Consolas" w:hAnsi="Consolas" w:cs="Consolas"/>
-              </w:rPr>
-              <w:t xml:space="preserve">lib/pages/main/view.dart</w:t>
-            </w:r>
-          </w:p>
-        </w:tc>
-        <w:tc>
-          <w:tcPr>
-            <w:tcW w:w="2340" w:type="dxa"/>
-          </w:tcPr>
-          <w:p>
-            <w:r>
-              <w:t xml:space="preserve">sync 连续位移 / instant </w:t>
-            </w:r>
-            <w:r>
-              <w:rPr>
-                <w:rFonts w:ascii="Consolas" w:eastAsia="Consolas" w:hAnsi="Consolas" w:cs="Consolas"/>
-              </w:rPr>
-              <w:t xml:space="preserve">AnimatedSlide</w:t>
-            </w:r>
-            <w:r>
-              <w:t xml:space="preserve"> 500 ms</w:t>
-            </w:r>
-          </w:p>
-        </w:tc>
-        <w:tc>
-          <w:tcPr>
-            <w:tcW w:w="2340" w:type="dxa"/>
-          </w:tcPr>
-          <w:p>
-            <w:r>
-              <w:t xml:space="preserve">统一 </w:t>
-            </w:r>
-            <w:r>
-              <w:rPr>
-                <w:rFonts w:ascii="Consolas" w:eastAsia="Consolas" w:hAnsi="Consolas" w:cs="Consolas"/>
-              </w:rPr>
-              <w:t xml:space="preserve">AnimatedSlide</w:t>
-            </w:r>
-            <w:r>
-              <w:t xml:space="preserve"> 220 ms + </w:t>
-            </w:r>
-            <w:r>
-              <w:rPr>
-                <w:rFonts w:ascii="Consolas" w:eastAsia="Consolas" w:hAnsi="Consolas" w:cs="Consolas"/>
-              </w:rPr>
-              <w:t xml:space="preserve">RepaintBoundary</w:t>
-            </w:r>
-            <w:r>
-              <w:t xml:space="preserve">；两处旧底栏 alpha 同步</w:t>
-            </w:r>
-          </w:p>
-        </w:tc>
-        <w:tc>
-          <w:tcPr>
-            <w:tcW w:w="2340" w:type="dxa"/>
-          </w:tcPr>
-          <w:p>
-            <w:r>
-              <w:t xml:space="preserve">两态、更透</w:t>
-            </w:r>
-          </w:p>
-        </w:tc>
-      </w:tr>
-      <w:tr>
-        <w:tc>
-          <w:tcPr>
-            <w:tcW w:w="2340" w:type="dxa"/>
-          </w:tcPr>
-          <w:p>
-            <w:r>
-              <w:rPr>
-                <w:rFonts w:ascii="Consolas" w:eastAsia="Consolas" w:hAnsi="Consolas" w:cs="Consolas"/>
-              </w:rPr>
-              <w:t xml:space="preserve">lib/common/widgets/flutter/vertical_tabs.dart</w:t>
-            </w:r>
-          </w:p>
-        </w:tc>
-        <w:tc>
-          <w:tcPr>
-            <w:tcW w:w="2340" w:type="dxa"/>
-          </w:tcPr>
-          <w:p>
-            <w:r>
-              <w:t xml:space="preserve">按模式分别读 </w:t>
+              <w:rPr>
+                <w:b/>
+                <w:bCs/>
+              </w:rPr>
+              <w:t xml:space="preserve">v4（本次）</w:t>
+            </w:r>
+          </w:p>
+        </w:tc>
+      </w:tr>
+      <w:tr>
+        <w:tc>
+          <w:tcPr>
+            <w:tcW w:w="2340" w:type="dxa"/>
+          </w:tcPr>
+          <w:p>
+            <w:r>
+              <w:t xml:space="preserve">让位（空间）</w:t>
+            </w:r>
+          </w:p>
+        </w:tc>
+        <w:tc>
+          <w:tcPr>
+            <w:tcW w:w="2340" w:type="dxa"/>
+          </w:tcPr>
+          <w:p>
+            <w:r>
+              <w:t xml:space="preserve">各 Tab 页的 </w:t>
+            </w:r>
+            <w:r>
+              <w:rPr>
+                <w:rFonts w:ascii="Consolas" w:eastAsia="Consolas" w:hAnsi="Consolas" w:cs="Consolas"/>
+              </w:rPr>
+              <w:t xml:space="preserve">SliverPersistentHeader</w:t>
+            </w:r>
+            <w:r>
+              <w:t xml:space="preserve"> 里画玻璃</w:t>
+            </w:r>
+          </w:p>
+        </w:tc>
+        <w:tc>
+          <w:tcPr>
+            <w:tcW w:w="2340" w:type="dxa"/>
+          </w:tcPr>
+          <w:p>
+            <w:r>
+              <w:t xml:space="preserve">改内边距 + </w:t>
+            </w:r>
+            <w:r>
+              <w:rPr>
+                <w:rFonts w:ascii="Consolas" w:eastAsia="Consolas" w:hAnsi="Consolas" w:cs="Consolas"/>
+              </w:rPr>
+              <w:t xml:space="preserve">correctBy</w:t>
+            </w:r>
+            <w:r>
+              <w:t xml:space="preserve"> 偷滚动</w:t>
+            </w:r>
+          </w:p>
+        </w:tc>
+        <w:tc>
+          <w:tcPr>
+            <w:tcW w:w="2340" w:type="dxa"/>
+          </w:tcPr>
+          <w:p>
+            <w:r>
+              <w:t xml:space="preserve">各 Tab 页 </w:t>
+            </w:r>
+            <w:r>
+              <w:rPr>
+                <w:rFonts w:ascii="Consolas" w:eastAsia="Consolas" w:hAnsi="Consolas" w:cs="Consolas"/>
+              </w:rPr>
+              <w:t xml:space="preserve">TopBarInsetSpacer</w:t>
+            </w:r>
+            <w:r>
+              <w:t xml:space="preserve">：</w:t>
+            </w:r>
+            <w:r>
+              <w:rPr>
+                <w:b/>
+                <w:bCs/>
+              </w:rPr>
+              <w:t xml:space="preserve">不可见 pinned sliver</w:t>
+            </w:r>
+            <w:r>
+              <w:t xml:space="preserve">（子节点 </w:t>
+            </w:r>
+            <w:r>
+              <w:rPr>
+                <w:rFonts w:ascii="Consolas" w:eastAsia="Consolas" w:hAnsi="Consolas" w:cs="Consolas"/>
+              </w:rPr>
+              <w:t xml:space="preserve">SizedBox.expand()</w:t>
+            </w:r>
+            <w:r>
+              <w:t xml:space="preserve">，只占位不画东西）</w:t>
+            </w:r>
+          </w:p>
+        </w:tc>
+      </w:tr>
+      <w:tr>
+        <w:tc>
+          <w:tcPr>
+            <w:tcW w:w="2340" w:type="dxa"/>
+          </w:tcPr>
+          <w:p>
+            <w:r>
+              <w:t xml:space="preserve">外观（玻璃）</w:t>
+            </w:r>
+          </w:p>
+        </w:tc>
+        <w:tc>
+          <w:tcPr>
+            <w:tcW w:w="2340" w:type="dxa"/>
+          </w:tcPr>
+          <w:p>
+            <w:r>
+              <w:t xml:space="preserve">同上（在 Tab 内容里，会跟着切 Tab 横滑）</w:t>
+            </w:r>
+          </w:p>
+        </w:tc>
+        <w:tc>
+          <w:tcPr>
+            <w:tcW w:w="2340" w:type="dxa"/>
+          </w:tcPr>
+          <w:p>
+            <w:r>
+              <w:t xml:space="preserve">页面 </w:t>
+            </w:r>
+            <w:r>
+              <w:rPr>
+                <w:rFonts w:ascii="Consolas" w:eastAsia="Consolas" w:hAnsi="Consolas" w:cs="Consolas"/>
+              </w:rPr>
+              <w:t xml:space="preserve">Stack</w:t>
+            </w:r>
+            <w:r>
+              <w:t xml:space="preserve"> 里的静态悬浮层</w:t>
+            </w:r>
+          </w:p>
+        </w:tc>
+        <w:tc>
+          <w:tcPr>
+            <w:tcW w:w="2340" w:type="dxa"/>
+          </w:tcPr>
+          <w:p>
+            <w:r>
+              <w:rPr>
+                <w:b/>
+                <w:bCs/>
+              </w:rPr>
+              <w:t xml:space="preserve">页面 </w:t>
+            </w:r>
+            <w:r>
+              <w:rPr>
+                <w:rFonts w:ascii="Consolas" w:eastAsia="Consolas" w:hAnsi="Consolas" w:cs="Consolas"/>
+                <w:b/>
+                <w:bCs/>
+              </w:rPr>
+              <w:t xml:space="preserve">Stack</w:t>
+            </w:r>
+            <w:r>
+              <w:rPr>
+                <w:b/>
+                <w:bCs/>
+              </w:rPr>
+              <w:t xml:space="preserve"> 里的静态悬浮层</w:t>
+            </w:r>
+            <w:r>
+              <w:t xml:space="preserve">（在 </w:t>
+            </w:r>
+            <w:r>
+              <w:rPr>
+                <w:rFonts w:ascii="Consolas" w:eastAsia="Consolas" w:hAnsi="Consolas" w:cs="Consolas"/>
+              </w:rPr>
+              <w:t xml:space="preserve">TabBarView</w:t>
+            </w:r>
+            <w:r>
+              <w:t xml:space="preserve"> 之外，铺满整宽）</w:t>
+            </w:r>
+          </w:p>
+        </w:tc>
+      </w:tr>
+      <w:tr>
+        <w:tc>
+          <w:tcPr>
+            <w:tcW w:w="2340" w:type="dxa"/>
+          </w:tcPr>
+          <w:p>
+            <w:r>
+              <w:t xml:space="preserve">收起驱动</w:t>
+            </w:r>
+          </w:p>
+        </w:tc>
+        <w:tc>
+          <w:tcPr>
+            <w:tcW w:w="2340" w:type="dxa"/>
+          </w:tcPr>
+          <w:p>
+            <w:r>
+              <w:t xml:space="preserve">sliver 自己</w:t>
+            </w:r>
+          </w:p>
+        </w:tc>
+        <w:tc>
+          <w:tcPr>
+            <w:tcW w:w="2340" w:type="dxa"/>
+          </w:tcPr>
+          <w:p>
+            <w:r>
+              <w:t xml:space="preserve">全局 </w:t>
             </w:r>
             <w:r>
               <w:rPr>
@@ -4746,213 +4627,775 @@
               <w:t xml:space="preserve">barOffset</w:t>
             </w:r>
             <w:r>
-              <w:t xml:space="preserve"> / </w:t>
-            </w:r>
-            <w:r>
-              <w:rPr>
-                <w:rFonts w:ascii="Consolas" w:eastAsia="Consolas" w:hAnsi="Consolas" w:cs="Consolas"/>
-              </w:rPr>
-              <w:t xml:space="preserve">showBottomBar</w:t>
-            </w:r>
-          </w:p>
-        </w:tc>
-        <w:tc>
-          <w:tcPr>
-            <w:tcW w:w="2340" w:type="dxa"/>
-          </w:tcPr>
-          <w:p>
-            <w:r>
-              <w:t xml:space="preserve">统一读 </w:t>
-            </w:r>
-            <w:r>
-              <w:rPr>
-                <w:rFonts w:ascii="Consolas" w:eastAsia="Consolas" w:hAnsi="Consolas" w:cs="Consolas"/>
-              </w:rPr>
-              <w:t xml:space="preserve">showBottomBar</w:t>
-            </w:r>
-          </w:p>
-        </w:tc>
-        <w:tc>
-          <w:tcPr>
-            <w:tcW w:w="2340" w:type="dxa"/>
-          </w:tcPr>
-          <w:p>
-            <w:r>
-              <w:t xml:space="preserve">判断源统一</w:t>
-            </w:r>
-          </w:p>
-        </w:tc>
-      </w:tr>
-      <w:tr>
-        <w:tc>
-          <w:tcPr>
-            <w:tcW w:w="2340" w:type="dxa"/>
-          </w:tcPr>
-          <w:p>
-            <w:r>
-              <w:rPr>
-                <w:rFonts w:ascii="Consolas" w:eastAsia="Consolas" w:hAnsi="Consolas" w:cs="Consolas"/>
-              </w:rPr>
-              <w:t xml:space="preserve">lib/pages/video/controller.dart</w:t>
-            </w:r>
-          </w:p>
-        </w:tc>
-        <w:tc>
-          <w:tcPr>
-            <w:tcW w:w="2340" w:type="dxa"/>
-          </w:tcPr>
-          <w:p>
-            <w:r>
-              <w:t xml:space="preserve">无</w:t>
-            </w:r>
-          </w:p>
-        </w:tc>
-        <w:tc>
-          <w:tcPr>
-            <w:tcW w:w="2340" w:type="dxa"/>
-          </w:tcPr>
-          <w:p>
-            <w:r>
-              <w:rPr>
-                <w:rFonts w:ascii="Consolas" w:eastAsia="Consolas" w:hAnsi="Consolas" w:cs="Consolas"/>
-              </w:rPr>
-              <w:t xml:space="preserve">_initGate</w:t>
-            </w:r>
-            <w:r>
-              <w:t xml:space="preserve"> + </w:t>
-            </w:r>
-            <w:r>
-              <w:rPr>
-                <w:rFonts w:ascii="Consolas" w:eastAsia="Consolas" w:hAnsi="Consolas" w:cs="Consolas"/>
-              </w:rPr>
-              <w:t xml:space="preserve">deferPlayerInit</w:t>
-            </w:r>
-          </w:p>
-        </w:tc>
-        <w:tc>
-          <w:tcPr>
-            <w:tcW w:w="2340" w:type="dxa"/>
-          </w:tcPr>
-          <w:p>
-            <w:r>
-              <w:t xml:space="preserve">播放器初始化可延后</w:t>
-            </w:r>
-          </w:p>
-        </w:tc>
-      </w:tr>
-      <w:tr>
-        <w:tc>
-          <w:tcPr>
-            <w:tcW w:w="2340" w:type="dxa"/>
-          </w:tcPr>
-          <w:p>
-            <w:r>
-              <w:rPr>
-                <w:rFonts w:ascii="Consolas" w:eastAsia="Consolas" w:hAnsi="Consolas" w:cs="Consolas"/>
-              </w:rPr>
-              <w:t xml:space="preserve">lib/pages/video/view.dart</w:t>
-            </w:r>
-          </w:p>
-        </w:tc>
-        <w:tc>
-          <w:tcPr>
-            <w:tcW w:w="2340" w:type="dxa"/>
-          </w:tcPr>
-          <w:p>
-            <w:r>
-              <w:rPr>
-                <w:rFonts w:ascii="Consolas" w:eastAsia="Consolas" w:hAnsi="Consolas" w:cs="Consolas"/>
-              </w:rPr>
-              <w:t xml:space="preserve">initState</w:t>
-            </w:r>
-            <w:r>
-              <w:t xml:space="preserve"> 直接初始化播放器</w:t>
-            </w:r>
-          </w:p>
-        </w:tc>
-        <w:tc>
-          <w:tcPr>
-            <w:tcW w:w="2340" w:type="dxa"/>
-          </w:tcPr>
-          <w:p>
-            <w:r>
-              <w:t xml:space="preserve">转场结束后再初始化（600 ms 兜底）</w:t>
-            </w:r>
-          </w:p>
-        </w:tc>
-        <w:tc>
-          <w:tcPr>
-            <w:tcW w:w="2340" w:type="dxa"/>
-          </w:tcPr>
-          <w:p>
-            <w:r>
-              <w:t xml:space="preserve">转场收尾不抢帧</w:t>
-            </w:r>
-          </w:p>
-        </w:tc>
-      </w:tr>
-      <w:tr>
-        <w:tc>
-          <w:tcPr>
-            <w:tcW w:w="2340" w:type="dxa"/>
-          </w:tcPr>
-          <w:p>
-            <w:r>
-              <w:rPr>
-                <w:rFonts w:ascii="Consolas" w:eastAsia="Consolas" w:hAnsi="Consolas" w:cs="Consolas"/>
-              </w:rPr>
-              <w:t xml:space="preserve">lib/utils/storage_pref.dart</w:t>
-            </w:r>
-          </w:p>
-        </w:tc>
-        <w:tc>
-          <w:tcPr>
-            <w:tcW w:w="2340" w:type="dxa"/>
-          </w:tcPr>
-          <w:p>
-            <w:r>
-              <w:rPr>
-                <w:rFonts w:ascii="Consolas" w:eastAsia="Consolas" w:hAnsi="Consolas" w:cs="Consolas"/>
-              </w:rPr>
-              <w:t xml:space="preserve">videoOutputBackend</w:t>
-            </w:r>
-            <w:r>
-              <w:t xml:space="preserve"> 默认 </w:t>
-            </w:r>
-            <w:r>
-              <w:rPr>
-                <w:rFonts w:ascii="Consolas" w:eastAsia="Consolas" w:hAnsi="Consolas" w:cs="Consolas"/>
-              </w:rPr>
-              <w:t xml:space="preserve">''</w:t>
-            </w:r>
-          </w:p>
-        </w:tc>
-        <w:tc>
-          <w:tcPr>
-            <w:tcW w:w="2340" w:type="dxa"/>
-          </w:tcPr>
-          <w:p>
-            <w:r>
-              <w:t xml:space="preserve">默认 </w:t>
-            </w:r>
-            <w:r>
-              <w:rPr>
-                <w:rFonts w:ascii="Consolas" w:eastAsia="Consolas" w:hAnsi="Consolas" w:cs="Consolas"/>
-              </w:rPr>
-              <w:t xml:space="preserve">vo=gpu-next,gpu-api=vulkan</w:t>
-            </w:r>
-            <w:r>
-              <w:t xml:space="preserve">（Android）</w:t>
-            </w:r>
-          </w:p>
-        </w:tc>
-        <w:tc>
-          <w:tcPr>
-            <w:tcW w:w="2340" w:type="dxa"/>
-          </w:tcPr>
-          <w:p>
-            <w:r>
-              <w:t xml:space="preserve">开启 Vulkan 输出</w:t>
+              <w:t xml:space="preserve">（共享、滞后）</w:t>
+            </w:r>
+          </w:p>
+        </w:tc>
+        <w:tc>
+          <w:tcPr>
+            <w:tcW w:w="2340" w:type="dxa"/>
+          </w:tcPr>
+          <w:p>
+            <w:r>
+              <w:rPr>
+                <w:b/>
+                <w:bCs/>
+              </w:rPr>
+              <w:t xml:space="preserve">滚动通知驱动的页面级 </w:t>
+            </w:r>
+            <w:r>
+              <w:rPr>
+                <w:rFonts w:ascii="Consolas" w:eastAsia="Consolas" w:hAnsi="Consolas" w:cs="Consolas"/>
+                <w:b/>
+                <w:bCs/>
+              </w:rPr>
+              <w:t xml:space="preserve">ValueNotifier</w:t>
+            </w:r>
+            <w:r>
+              <w:t xml:space="preserve">（每个滚动帧都发，1:1；用 </w:t>
+            </w:r>
+            <w:r>
+              <w:rPr>
+                <w:rFonts w:ascii="Consolas" w:eastAsia="Consolas" w:hAnsi="Consolas" w:cs="Consolas"/>
+              </w:rPr>
+              <w:t xml:space="preserve">metrics</w:t>
+            </w:r>
+            <w:r>
+              <w:t xml:space="preserve"> 实例做白名单）</w:t>
+            </w:r>
+          </w:p>
+        </w:tc>
+      </w:tr>
+      <w:tr>
+        <w:tc>
+          <w:tcPr>
+            <w:tcW w:w="2340" w:type="dxa"/>
+          </w:tcPr>
+          <w:p>
+            <w:r>
+              <w:t xml:space="preserve">收尾补间</w:t>
+            </w:r>
+          </w:p>
+        </w:tc>
+        <w:tc>
+          <w:tcPr>
+            <w:tcW w:w="2340" w:type="dxa"/>
+          </w:tcPr>
+          <w:p>
+            <w:r>
+              <w:t xml:space="preserve">sliver + </w:t>
+            </w:r>
+            <w:r>
+              <w:rPr>
+                <w:rFonts w:ascii="Consolas" w:eastAsia="Consolas" w:hAnsi="Consolas" w:cs="Consolas"/>
+              </w:rPr>
+              <w:t xml:space="preserve">animateTo</w:t>
+            </w:r>
+          </w:p>
+        </w:tc>
+        <w:tc>
+          <w:tcPr>
+            <w:tcW w:w="2340" w:type="dxa"/>
+          </w:tcPr>
+          <w:p>
+            <w:r>
+              <w:rPr>
+                <w:rFonts w:ascii="Consolas" w:eastAsia="Consolas" w:hAnsi="Consolas" w:cs="Consolas"/>
+              </w:rPr>
+              <w:t xml:space="preserve">Timer.periodic</w:t>
+            </w:r>
+            <w:r>
+              <w:t xml:space="preserve"> 写 </w:t>
+            </w:r>
+            <w:r>
+              <w:rPr>
+                <w:rFonts w:ascii="Consolas" w:eastAsia="Consolas" w:hAnsi="Consolas" w:cs="Consolas"/>
+              </w:rPr>
+              <w:t xml:space="preserve">barOffset</w:t>
+            </w:r>
+          </w:p>
+        </w:tc>
+        <w:tc>
+          <w:tcPr>
+            <w:tcW w:w="2340" w:type="dxa"/>
+          </w:tcPr>
+          <w:p>
+            <w:r>
+              <w:rPr>
+                <w:rFonts w:ascii="Consolas" w:eastAsia="Consolas" w:hAnsi="Consolas" w:cs="Consolas"/>
+              </w:rPr>
+              <w:t xml:space="preserve">animateTo(extent, 220ms, easeOutCubic)</w:t>
+            </w:r>
+            <w:r>
+              <w:t xml:space="preserve">（原生、无定时器）</w:t>
+            </w:r>
+          </w:p>
+        </w:tc>
+      </w:tr>
+    </w:tbl>
+    <w:p>
+      <w:r>
+        <w:t xml:space="preserve">关键点：</w:t>
+      </w:r>
+    </w:p>
+    <w:p>
+      <w:pPr>
+        <w:pStyle w:val="ListParagraph"/>
+        <w:numPr>
+          <w:ilvl w:val="0"/>
+          <w:numId w:val="100"/>
+        </w:numPr>
+      </w:pPr>
+      <w:r>
+        <w:rPr>
+          <w:b/>
+          <w:bCs/>
+        </w:rPr>
+        <w:t xml:space="preserve">让位就是一个普通占位 sliver</w:t>
+      </w:r>
+      <w:r>
+        <w:t xml:space="preserve">（</w:t>
+      </w:r>
+      <w:r>
+        <w:rPr>
+          <w:rFonts w:ascii="Consolas" w:eastAsia="Consolas" w:hAnsi="Consolas" w:cs="Consolas"/>
+        </w:rPr>
+        <w:t xml:space="preserve">TopBarInsetSpacer</w:t>
+      </w:r>
+      <w:r>
+        <w:t xml:space="preserve"> → </w:t>
+      </w:r>
+      <w:r>
+        <w:rPr>
+          <w:rFonts w:ascii="Consolas" w:eastAsia="Consolas" w:hAnsi="Consolas" w:cs="Consolas"/>
+        </w:rPr>
+        <w:t xml:space="preserve">SliverToBoxAdapter</w:t>
+      </w:r>
+      <w:r>
+        <w:t xml:space="preserve">）：玻璃本体由页面 </w:t>
+      </w:r>
+      <w:r>
+        <w:rPr>
+          <w:rFonts w:ascii="Consolas" w:eastAsia="Consolas" w:hAnsi="Consolas" w:cs="Consolas"/>
+        </w:rPr>
+        <w:t xml:space="preserve">Stack</w:t>
+      </w:r>
+      <w:r>
+        <w:t xml:space="preserve"> 画，</w:t>
+        <w:br/>
+        <w:t xml:space="preserve"> 这里只占高度。同步模式高度固定为展开高度，即时模式高度 = 展开高度 − 收起进度。</w:t>
+        <w:br/>
+        <w:t xml:space="preserve"> （v4 早期用过 </w:t>
+      </w:r>
+      <w:r>
+        <w:rPr>
+          <w:rFonts w:ascii="Consolas" w:eastAsia="Consolas" w:hAnsi="Consolas" w:cs="Consolas"/>
+        </w:rPr>
+        <w:t xml:space="preserve">SliverPersistentHeader(pinned: true)</w:t>
+      </w:r>
+      <w:r>
+        <w:t xml:space="preserve">，实测与普通占位 sliver 的几何</w:t>
+      </w:r>
+      <w:r>
+        <w:rPr>
+          <w:b/>
+          <w:bCs/>
+        </w:rPr>
+        <w:t xml:space="preserve">完全等价</w:t>
+      </w:r>
+      <w:r>
+        <w:t xml:space="preserve">——</w:t>
+        <w:br/>
+        <w:t xml:space="preserve"> 内容顶部都是 </w:t>
+      </w:r>
+      <w:r>
+        <w:rPr>
+          <w:rFonts w:ascii="Consolas" w:eastAsia="Consolas" w:hAnsi="Consolas" w:cs="Consolas"/>
+        </w:rPr>
+        <w:t xml:space="preserve">展开高度 − 滚动位置</w:t>
+      </w:r>
+      <w:r>
+        <w:t xml:space="preserve">，见下面「复核修复」第 1 条，所以已删掉。）</w:t>
+      </w:r>
+    </w:p>
+    <w:p>
+      <w:pPr>
+        <w:pStyle w:val="ListParagraph"/>
+        <w:numPr>
+          <w:ilvl w:val="0"/>
+          <w:numId w:val="100"/>
+        </w:numPr>
+      </w:pPr>
+      <w:r>
+        <w:rPr>
+          <w:b/>
+          <w:bCs/>
+        </w:rPr>
+        <w:t xml:space="preserve">玻璃在 </w:t>
+      </w:r>
+      <w:r>
+        <w:rPr>
+          <w:rFonts w:ascii="Consolas" w:eastAsia="Consolas" w:hAnsi="Consolas" w:cs="Consolas"/>
+          <w:b/>
+          <w:bCs/>
+        </w:rPr>
+        <w:t xml:space="preserve">TabBarView</w:t>
+      </w:r>
+      <w:r>
+        <w:rPr>
+          <w:b/>
+          <w:bCs/>
+        </w:rPr>
+        <w:t xml:space="preserve"> 之外</w:t>
+      </w:r>
+      <w:r>
+        <w:t xml:space="preserve">：切分类 Tab 时不再横滑；不会被各页自己的左右 12 px 留白切窄；</w:t>
+        <w:br/>
+        <w:t xml:space="preserve"> 也天然覆盖排行榜左侧竖排 Tab 栏那一整宽区域。</w:t>
+      </w:r>
+    </w:p>
+    <w:p>
+      <w:pPr>
+        <w:pStyle w:val="ListParagraph"/>
+        <w:numPr>
+          <w:ilvl w:val="0"/>
+          <w:numId w:val="100"/>
+        </w:numPr>
+      </w:pPr>
+      <w:r>
+        <w:rPr>
+          <w:b/>
+          <w:bCs/>
+        </w:rPr>
+        <w:t xml:space="preserve">同一个进度驱动</w:t>
+      </w:r>
+      <w:r>
+        <w:t xml:space="preserve">：页面把所有竖向列表的滚动通知汇总成一个 </w:t>
+      </w:r>
+      <w:r>
+        <w:rPr>
+          <w:rFonts w:ascii="Consolas" w:eastAsia="Consolas" w:hAnsi="Consolas" w:cs="Consolas"/>
+        </w:rPr>
+        <w:t xml:space="preserve">ValueNotifier&lt;double&gt;</w:t>
+      </w:r>
+      <w:r>
+        <w:br/>
+        <w:t xml:space="preserve"> （只认当前可见 Tab 的列表，用 </w:t>
+      </w:r>
+      <w:r>
+        <w:rPr>
+          <w:rFonts w:ascii="Consolas" w:eastAsia="Consolas" w:hAnsi="Consolas" w:cs="Consolas"/>
+        </w:rPr>
+        <w:t xml:space="preserve">metrics</w:t>
+      </w:r>
+      <w:r>
+        <w:t xml:space="preserve"> 实例做白名单），玻璃、让位 sliver、排行榜左侧竖栏都读它，</w:t>
+        <w:br/>
+        <w:t xml:space="preserve"> 算出的高度与让位严格相等，不会出现「让位比玻璃少一点、漏出背景」。</w:t>
+      </w:r>
+    </w:p>
+    <w:p>
+      <w:pPr>
+        <w:pStyle w:val="ListParagraph"/>
+        <w:numPr>
+          <w:ilvl w:val="0"/>
+          <w:numId w:val="100"/>
+        </w:numPr>
+      </w:pPr>
+      <w:r>
+        <w:rPr>
+          <w:rFonts w:ascii="Consolas" w:eastAsia="Consolas" w:hAnsi="Consolas" w:cs="Consolas"/>
+          <w:b/>
+          <w:bCs/>
+        </w:rPr>
+        <w:t xml:space="preserve">TopBarInset</w:t>
+      </w:r>
+      <w:r>
+        <w:rPr>
+          <w:b/>
+          <w:bCs/>
+        </w:rPr>
+        <w:t xml:space="preserve"> 的值都是常量</w:t>
+      </w:r>
+      <w:r>
+        <w:t xml:space="preserve">（</w:t>
+      </w:r>
+      <w:r>
+        <w:rPr>
+          <w:rFonts w:ascii="Consolas" w:eastAsia="Consolas" w:hAnsi="Consolas" w:cs="Consolas"/>
+        </w:rPr>
+        <w:t xml:space="preserve">value</w:t>
+      </w:r>
+      <w:r>
+        <w:t xml:space="preserve"> = 展开高度，</w:t>
+      </w:r>
+      <w:r>
+        <w:rPr>
+          <w:rFonts w:ascii="Consolas" w:eastAsia="Consolas" w:hAnsi="Consolas" w:cs="Consolas"/>
+        </w:rPr>
+        <w:t xml:space="preserve">minValue</w:t>
+      </w:r>
+      <w:r>
+        <w:t xml:space="preserve"> = 收起后仍保留的高度），</w:t>
+        <w:br/>
+        <w:t xml:space="preserve"> 不再每帧 </w:t>
+      </w:r>
+      <w:r>
+        <w:rPr>
+          <w:rFonts w:ascii="Consolas" w:eastAsia="Consolas" w:hAnsi="Consolas" w:cs="Consolas"/>
+        </w:rPr>
+        <w:t xml:space="preserve">updateShouldNotify</w:t>
+      </w:r>
+      <w:r>
+        <w:t xml:space="preserve">（少了每帧一层 </w:t>
+      </w:r>
+      <w:r>
+        <w:rPr>
+          <w:rFonts w:ascii="Consolas" w:eastAsia="Consolas" w:hAnsi="Consolas" w:cs="Consolas"/>
+        </w:rPr>
+        <w:t xml:space="preserve">InheritedWidget</w:t>
+      </w:r>
+      <w:r>
+        <w:t xml:space="preserve"> 通知与各 Tab 页重排）；</w:t>
+        <w:br/>
+        <w:t xml:space="preserve"> 收起进度通过 </w:t>
+      </w:r>
+      <w:r>
+        <w:rPr>
+          <w:rFonts w:ascii="Consolas" w:eastAsia="Consolas" w:hAnsi="Consolas" w:cs="Consolas"/>
+        </w:rPr>
+        <w:t xml:space="preserve">TopBarInset.collapse</w:t>
+      </w:r>
+      <w:r>
+        <w:t xml:space="preserve">（</w:t>
+      </w:r>
+      <w:r>
+        <w:rPr>
+          <w:rFonts w:ascii="Consolas" w:eastAsia="Consolas" w:hAnsi="Consolas" w:cs="Consolas"/>
+        </w:rPr>
+        <w:t xml:space="preserve">ValueListenable</w:t>
+      </w:r>
+      <w:r>
+        <w:t xml:space="preserve">）下发，</w:t>
+        <w:br/>
+        <w:t xml:space="preserve"> </w:t>
+      </w:r>
+      <w:r>
+        <w:rPr>
+          <w:rFonts w:ascii="Consolas" w:eastAsia="Consolas" w:hAnsi="Consolas" w:cs="Consolas"/>
+        </w:rPr>
+        <w:t xml:space="preserve">followScroll</w:t>
+      </w:r>
+      <w:r>
+        <w:t xml:space="preserve"> 告诉让位 sliver 是「滚动自己让位（空间固定）」还是「空间跟着收起进度收缩」。</w:t>
+      </w:r>
+    </w:p>
+    <w:p>
+      <w:pPr>
+        <w:pStyle w:val="ListParagraph"/>
+        <w:numPr>
+          <w:ilvl w:val="0"/>
+          <w:numId w:val="100"/>
+        </w:numPr>
+      </w:pPr>
+      <w:r>
+        <w:rPr>
+          <w:b/>
+          <w:bCs/>
+        </w:rPr>
+        <w:t xml:space="preserve">收尾补间回归原生</w:t>
+      </w:r>
+      <w:r>
+        <w:t xml:space="preserve">：</w:t>
+      </w:r>
+      <w:r>
+        <w:rPr>
+          <w:rFonts w:ascii="Consolas" w:eastAsia="Consolas" w:hAnsi="Consolas" w:cs="Consolas"/>
+        </w:rPr>
+        <w:t xml:space="preserve">CommonPageState</w:t>
+      </w:r>
+      <w:r>
+        <w:t xml:space="preserve"> 重新加回 </w:t>
+      </w:r>
+      <w:r>
+        <w:rPr>
+          <w:rFonts w:ascii="Consolas" w:eastAsia="Consolas" w:hAnsi="Consolas" w:cs="Consolas"/>
+        </w:rPr>
+        <w:t xml:space="preserve">pinnedHeaderExtent</w:t>
+      </w:r>
+      <w:r>
+        <w:t xml:space="preserve"> /</w:t>
+        <w:br/>
+        <w:t xml:space="preserve"> </w:t>
+      </w:r>
+      <w:r>
+        <w:rPr>
+          <w:rFonts w:ascii="Consolas" w:eastAsia="Consolas" w:hAnsi="Consolas" w:cs="Consolas"/>
+        </w:rPr>
+        <w:t xml:space="preserve">pinnedHeaderScrollController</w:t>
+      </w:r>
+      <w:r>
+        <w:t xml:space="preserve"> / </w:t>
+      </w:r>
+      <w:r>
+        <w:rPr>
+          <w:rFonts w:ascii="Consolas" w:eastAsia="Consolas" w:hAnsi="Consolas" w:cs="Consolas"/>
+        </w:rPr>
+        <w:t xml:space="preserve">onPinnedHeaderNotification</w:t>
+      </w:r>
+      <w:r>
+        <w:t xml:space="preserve">——手指抬起（</w:t>
+      </w:r>
+      <w:r>
+        <w:rPr>
+          <w:rFonts w:ascii="Consolas" w:eastAsia="Consolas" w:hAnsi="Consolas" w:cs="Consolas"/>
+        </w:rPr>
+        <w:t xml:space="preserve">ScrollEndNotification</w:t>
+      </w:r>
+      <w:r>
+        <w:br/>
+        <w:t xml:space="preserve"> 且本次是上滑）时 </w:t>
+      </w:r>
+      <w:r>
+        <w:rPr>
+          <w:rFonts w:ascii="Consolas" w:eastAsia="Consolas" w:hAnsi="Consolas" w:cs="Consolas"/>
+        </w:rPr>
+        <w:t xml:space="preserve">animateTo(extent, 220ms, easeOutCubic)</w:t>
+      </w:r>
+      <w:r>
+        <w:t xml:space="preserve"> 补到端点；页面 </w:t>
+      </w:r>
+      <w:r>
+        <w:rPr>
+          <w:rFonts w:ascii="Consolas" w:eastAsia="Consolas" w:hAnsi="Consolas" w:cs="Consolas"/>
+        </w:rPr>
+        <w:t xml:space="preserve">useBarOffset =&gt; false</w:t>
+      </w:r>
+      <w:r>
+        <w:br/>
+        <w:t xml:space="preserve"> 后，</w:t>
+      </w:r>
+      <w:r>
+        <w:rPr>
+          <w:rFonts w:ascii="Consolas" w:eastAsia="Consolas" w:hAnsi="Consolas" w:cs="Consolas"/>
+        </w:rPr>
+        <w:t xml:space="preserve">Timer.periodic</w:t>
+      </w:r>
+      <w:r>
+        <w:t xml:space="preserve"> 那套完全不参与（每个通知还先用 </w:t>
+      </w:r>
+      <w:r>
+        <w:rPr>
+          <w:rFonts w:ascii="Consolas" w:eastAsia="Consolas" w:hAnsi="Consolas" w:cs="Consolas"/>
+        </w:rPr>
+        <w:t xml:space="preserve">identical(positions.first, metrics)</w:t>
+      </w:r>
+      <w:r>
+        <w:t xml:space="preserve"> 过滤，</w:t>
+        <w:br/>
+        <w:t xml:space="preserve"> 避免被保活的邻页滚动误触发）。</w:t>
+      </w:r>
+    </w:p>
+    <w:p>
+      <w:pPr>
+        <w:pStyle w:val="ListParagraph"/>
+        <w:numPr>
+          <w:ilvl w:val="0"/>
+          <w:numId w:val="100"/>
+        </w:numPr>
+      </w:pPr>
+      <w:r>
+        <w:t xml:space="preserve">排行榜左侧竖排 Tab 栏用 </w:t>
+      </w:r>
+      <w:r>
+        <w:rPr>
+          <w:rFonts w:ascii="Consolas" w:eastAsia="Consolas" w:hAnsi="Consolas" w:cs="Consolas"/>
+        </w:rPr>
+        <w:t xml:space="preserve">TopBarInset.collapse</w:t>
+      </w:r>
+      <w:r>
+        <w:t xml:space="preserve"> 跟着顶栏一起上移（见下面「复核修复」第 5 条）。</w:t>
+      </w:r>
+    </w:p>
+    <w:p>
+      <w:pPr>
+        <w:pStyle w:val="Heading3"/>
+      </w:pPr>
+      <w:r>
+        <w:t xml:space="preserve">四个问题的对应修复</w:t>
+      </w:r>
+    </w:p>
+    <w:tbl>
+      <w:tblPr>
+        <w:tblW w:w="9360" w:type="dxa"/>
+        <w:tblBorders>
+          <w:top w:val="single" w:sz="4" w:space="0" w:color="auto"/>
+          <w:left w:val="single" w:sz="4" w:space="0" w:color="auto"/>
+          <w:bottom w:val="single" w:sz="4" w:space="0" w:color="auto"/>
+          <w:right w:val="single" w:sz="4" w:space="0" w:color="auto"/>
+          <w:insideH w:val="single" w:sz="4" w:space="0" w:color="auto"/>
+          <w:insideV w:val="single" w:sz="4" w:space="0" w:color="auto"/>
+        </w:tblBorders>
+        <w:tblLayout w:type="fixed"/>
+      </w:tblPr>
+      <w:tblGrid>
+        <w:gridCol w:w="2340"/>
+        <w:gridCol w:w="2340"/>
+        <w:gridCol w:w="2340"/>
+        <w:gridCol w:w="2340"/>
+      </w:tblGrid>
+      <w:tr>
+        <w:tc>
+          <w:tcPr>
+            <w:tcW w:w="2340" w:type="dxa"/>
+            <w:shd w:val="clear" w:color="auto" w:fill="F2F2F2"/>
+          </w:tcPr>
+          <w:p>
+            <w:r>
+              <w:t xml:space="preserve">#</w:t>
+            </w:r>
+          </w:p>
+        </w:tc>
+        <w:tc>
+          <w:tcPr>
+            <w:tcW w:w="2340" w:type="dxa"/>
+            <w:shd w:val="clear" w:color="auto" w:fill="F2F2F2"/>
+          </w:tcPr>
+          <w:p>
+            <w:r>
+              <w:t xml:space="preserve">问题</w:t>
+            </w:r>
+          </w:p>
+        </w:tc>
+        <w:tc>
+          <w:tcPr>
+            <w:tcW w:w="2340" w:type="dxa"/>
+            <w:shd w:val="clear" w:color="auto" w:fill="F2F2F2"/>
+          </w:tcPr>
+          <w:p>
+            <w:r>
+              <w:t xml:space="preserve">原因</w:t>
+            </w:r>
+          </w:p>
+        </w:tc>
+        <w:tc>
+          <w:tcPr>
+            <w:tcW w:w="2340" w:type="dxa"/>
+            <w:shd w:val="clear" w:color="auto" w:fill="F2F2F2"/>
+          </w:tcPr>
+          <w:p>
+            <w:r>
+              <w:t xml:space="preserve">v4 修法</w:t>
+            </w:r>
+          </w:p>
+        </w:tc>
+      </w:tr>
+      <w:tr>
+        <w:tc>
+          <w:tcPr>
+            <w:tcW w:w="2340" w:type="dxa"/>
+          </w:tcPr>
+          <w:p>
+            <w:r>
+              <w:t xml:space="preserve">1</w:t>
+            </w:r>
+          </w:p>
+        </w:tc>
+        <w:tc>
+          <w:tcPr>
+            <w:tcW w:w="2340" w:type="dxa"/>
+          </w:tcPr>
+          <w:p>
+            <w:r>
+              <w:t xml:space="preserve">切分类 Tab 时整个顶栏跟着横滑</w:t>
+            </w:r>
+          </w:p>
+        </w:tc>
+        <w:tc>
+          <w:tcPr>
+            <w:tcW w:w="2340" w:type="dxa"/>
+          </w:tcPr>
+          <w:p>
+            <w:r>
+              <w:t xml:space="preserve">v1 的玻璃长在 Tab 内容里</w:t>
+            </w:r>
+          </w:p>
+        </w:tc>
+        <w:tc>
+          <w:tcPr>
+            <w:tcW w:w="2340" w:type="dxa"/>
+          </w:tcPr>
+          <w:p>
+            <w:r>
+              <w:t xml:space="preserve">玻璃移到页面 </w:t>
+            </w:r>
+            <w:r>
+              <w:rPr>
+                <w:rFonts w:ascii="Consolas" w:eastAsia="Consolas" w:hAnsi="Consolas" w:cs="Consolas"/>
+              </w:rPr>
+              <w:t xml:space="preserve">Stack</w:t>
+            </w:r>
+            <w:r>
+              <w:t xml:space="preserve">（</w:t>
+            </w:r>
+            <w:r>
+              <w:rPr>
+                <w:rFonts w:ascii="Consolas" w:eastAsia="Consolas" w:hAnsi="Consolas" w:cs="Consolas"/>
+              </w:rPr>
+              <w:t xml:space="preserve">TabBarView</w:t>
+            </w:r>
+            <w:r>
+              <w:t xml:space="preserve"> 之外）</w:t>
+            </w:r>
+          </w:p>
+        </w:tc>
+      </w:tr>
+      <w:tr>
+        <w:tc>
+          <w:tcPr>
+            <w:tcW w:w="2340" w:type="dxa"/>
+          </w:tcPr>
+          <w:p>
+            <w:r>
+              <w:t xml:space="preserve">2</w:t>
+            </w:r>
+          </w:p>
+        </w:tc>
+        <w:tc>
+          <w:tcPr>
+            <w:tcW w:w="2340" w:type="dxa"/>
+          </w:tcPr>
+          <w:p>
+            <w:r>
+              <w:t xml:space="preserve">排行榜左侧一栏上方空白</w:t>
+            </w:r>
+          </w:p>
+        </w:tc>
+        <w:tc>
+          <w:tcPr>
+            <w:tcW w:w="2340" w:type="dxa"/>
+          </w:tcPr>
+          <w:p>
+            <w:r>
+              <w:t xml:space="preserve">用展开高度做 padding</w:t>
+            </w:r>
+          </w:p>
+        </w:tc>
+        <w:tc>
+          <w:tcPr>
+            <w:tcW w:w="2340" w:type="dxa"/>
+          </w:tcPr>
+          <w:p>
+            <w:r>
+              <w:t xml:space="preserve">改用 </w:t>
+            </w:r>
+            <w:r>
+              <w:rPr>
+                <w:rFonts w:ascii="Consolas" w:eastAsia="Consolas" w:hAnsi="Consolas" w:cs="Consolas"/>
+              </w:rPr>
+              <w:t xml:space="preserve">TopBarInset.collapse</w:t>
+            </w:r>
+            <w:r>
+              <w:t xml:space="preserve"> 跟顶栏一起动（见复核修复第 5 条）</w:t>
+            </w:r>
+          </w:p>
+        </w:tc>
+      </w:tr>
+      <w:tr>
+        <w:tc>
+          <w:tcPr>
+            <w:tcW w:w="2340" w:type="dxa"/>
+          </w:tcPr>
+          <w:p>
+            <w:r>
+              <w:t xml:space="preserve">3</w:t>
+            </w:r>
+          </w:p>
+        </w:tc>
+        <w:tc>
+          <w:tcPr>
+            <w:tcW w:w="2340" w:type="dxa"/>
+          </w:tcPr>
+          <w:p>
+            <w:r>
+              <w:t xml:space="preserve">直播/推荐顶栏模糊两侧有缝</w:t>
+            </w:r>
+          </w:p>
+        </w:tc>
+        <w:tc>
+          <w:tcPr>
+            <w:tcW w:w="2340" w:type="dxa"/>
+          </w:tcPr>
+          <w:p>
+            <w:r>
+              <w:t xml:space="preserve">玻璃在带 12 px 外边距的页面内容里</w:t>
+            </w:r>
+          </w:p>
+        </w:tc>
+        <w:tc>
+          <w:tcPr>
+            <w:tcW w:w="2340" w:type="dxa"/>
+          </w:tcPr>
+          <w:p>
+            <w:r>
+              <w:t xml:space="preserve">玻璃铺满整宽，在内容之外</w:t>
+            </w:r>
+          </w:p>
+        </w:tc>
+      </w:tr>
+      <w:tr>
+        <w:tc>
+          <w:tcPr>
+            <w:tcW w:w="2340" w:type="dxa"/>
+          </w:tcPr>
+          <w:p>
+            <w:r>
+              <w:t xml:space="preserve">4</w:t>
+            </w:r>
+          </w:p>
+        </w:tc>
+        <w:tc>
+          <w:tcPr>
+            <w:tcW w:w="2340" w:type="dxa"/>
+          </w:tcPr>
+          <w:p>
+            <w:r>
+              <w:t xml:space="preserve">动态页顺序 + 切 Tab 时顶栏/面板要静止</w:t>
+            </w:r>
+          </w:p>
+        </w:tc>
+        <w:tc>
+          <w:tcPr>
+            <w:tcW w:w="2340" w:type="dxa"/>
+          </w:tcPr>
+          <w:p>
+            <w:r>
+              <w:t xml:space="preserve">顺序颠倒 + 玻璃在 Tab 内</w:t>
+            </w:r>
+          </w:p>
+        </w:tc>
+        <w:tc>
+          <w:tcPr>
+            <w:tcW w:w="2340" w:type="dxa"/>
+          </w:tcPr>
+          <w:p>
+            <w:r>
+              <w:rPr>
+                <w:rFonts w:ascii="Consolas" w:eastAsia="Consolas" w:hAnsi="Consolas" w:cs="Consolas"/>
+              </w:rPr>
+              <w:t xml:space="preserve">状态栏 → Tab 栏 → UP 面板</w:t>
+            </w:r>
+            <w:r>
+              <w:t xml:space="preserve">，整块在 </w:t>
+            </w:r>
+            <w:r>
+              <w:rPr>
+                <w:rFonts w:ascii="Consolas" w:eastAsia="Consolas" w:hAnsi="Consolas" w:cs="Consolas"/>
+              </w:rPr>
+              <w:t xml:space="preserve">TabBarView</w:t>
+            </w:r>
+            <w:r>
+              <w:t xml:space="preserve"> 之外</w:t>
             </w:r>
           </w:p>
         </w:tc>
@@ -4963,10 +5406,2280 @@
         <w:pStyle w:val="Heading3"/>
       </w:pPr>
       <w:r>
-        <w:t xml:space="preserve">附：v1 的 sliver 方案已删除的文件</w:t>
+        <w:t xml:space="preserve">v4 改动文件</w:t>
+      </w:r>
+    </w:p>
+    <w:tbl>
+      <w:tblPr>
+        <w:tblW w:w="9360" w:type="dxa"/>
+        <w:tblBorders>
+          <w:top w:val="single" w:sz="4" w:space="0" w:color="auto"/>
+          <w:left w:val="single" w:sz="4" w:space="0" w:color="auto"/>
+          <w:bottom w:val="single" w:sz="4" w:space="0" w:color="auto"/>
+          <w:right w:val="single" w:sz="4" w:space="0" w:color="auto"/>
+          <w:insideH w:val="single" w:sz="4" w:space="0" w:color="auto"/>
+          <w:insideV w:val="single" w:sz="4" w:space="0" w:color="auto"/>
+        </w:tblBorders>
+        <w:tblLayout w:type="fixed"/>
+      </w:tblPr>
+      <w:tblGrid>
+        <w:gridCol w:w="4680"/>
+        <w:gridCol w:w="4680"/>
+      </w:tblGrid>
+      <w:tr>
+        <w:tc>
+          <w:tcPr>
+            <w:tcW w:w="4680" w:type="dxa"/>
+            <w:shd w:val="clear" w:color="auto" w:fill="F2F2F2"/>
+          </w:tcPr>
+          <w:p>
+            <w:r>
+              <w:t xml:space="preserve">文件</w:t>
+            </w:r>
+          </w:p>
+        </w:tc>
+        <w:tc>
+          <w:tcPr>
+            <w:tcW w:w="4680" w:type="dxa"/>
+            <w:shd w:val="clear" w:color="auto" w:fill="F2F2F2"/>
+          </w:tcPr>
+          <w:p>
+            <w:r>
+              <w:t xml:space="preserve">变动</w:t>
+            </w:r>
+          </w:p>
+        </w:tc>
+      </w:tr>
+      <w:tr>
+        <w:tc>
+          <w:tcPr>
+            <w:tcW w:w="4680" w:type="dxa"/>
+          </w:tcPr>
+          <w:p>
+            <w:r>
+              <w:rPr>
+                <w:rFonts w:ascii="Consolas" w:eastAsia="Consolas" w:hAnsi="Consolas" w:cs="Consolas"/>
+              </w:rPr>
+              <w:t xml:space="preserve">lib/common/widgets/liquid_glass.dart</w:t>
+            </w:r>
+          </w:p>
+        </w:tc>
+        <w:tc>
+          <w:tcPr>
+            <w:tcW w:w="4680" w:type="dxa"/>
+          </w:tcPr>
+          <w:p>
+            <w:r>
+              <w:rPr>
+                <w:rFonts w:ascii="Consolas" w:eastAsia="Consolas" w:hAnsi="Consolas" w:cs="Consolas"/>
+              </w:rPr>
+              <w:t xml:space="preserve">TopBarInset</w:t>
+            </w:r>
+            <w:r>
+              <w:t xml:space="preserve"> 增加 </w:t>
+            </w:r>
+            <w:r>
+              <w:rPr>
+                <w:rFonts w:ascii="Consolas" w:eastAsia="Consolas" w:hAnsi="Consolas" w:cs="Consolas"/>
+              </w:rPr>
+              <w:t xml:space="preserve">minValue</w:t>
+            </w:r>
+            <w:r>
+              <w:t xml:space="preserve"> / </w:t>
+            </w:r>
+            <w:r>
+              <w:rPr>
+                <w:rFonts w:ascii="Consolas" w:eastAsia="Consolas" w:hAnsi="Consolas" w:cs="Consolas"/>
+              </w:rPr>
+              <w:t xml:space="preserve">collapse</w:t>
+            </w:r>
+            <w:r>
+              <w:t xml:space="preserve"> / </w:t>
+            </w:r>
+            <w:r>
+              <w:rPr>
+                <w:rFonts w:ascii="Consolas" w:eastAsia="Consolas" w:hAnsi="Consolas" w:cs="Consolas"/>
+              </w:rPr>
+              <w:t xml:space="preserve">followScroll</w:t>
+            </w:r>
+            <w:r>
+              <w:t xml:space="preserve">；</w:t>
+            </w:r>
+            <w:r>
+              <w:rPr>
+                <w:rFonts w:ascii="Consolas" w:eastAsia="Consolas" w:hAnsi="Consolas" w:cs="Consolas"/>
+              </w:rPr>
+              <w:t xml:space="preserve">TopBarInsetSpacer</w:t>
+            </w:r>
+            <w:r>
+              <w:t xml:space="preserve"> 简化成普通占位 sliver（同步固定高度 / 即时随收起收缩）</w:t>
+            </w:r>
+          </w:p>
+        </w:tc>
+      </w:tr>
+      <w:tr>
+        <w:tc>
+          <w:tcPr>
+            <w:tcW w:w="4680" w:type="dxa"/>
+          </w:tcPr>
+          <w:p>
+            <w:r>
+              <w:rPr>
+                <w:rFonts w:ascii="Consolas" w:eastAsia="Consolas" w:hAnsi="Consolas" w:cs="Consolas"/>
+              </w:rPr>
+              <w:t xml:space="preserve">lib/pages/common/common_page.dart</w:t>
+            </w:r>
+          </w:p>
+        </w:tc>
+        <w:tc>
+          <w:tcPr>
+            <w:tcW w:w="4680" w:type="dxa"/>
+          </w:tcPr>
+          <w:p>
+            <w:r>
+              <w:t xml:space="preserve">恢复 </w:t>
+            </w:r>
+            <w:r>
+              <w:rPr>
+                <w:rFonts w:ascii="Consolas" w:eastAsia="Consolas" w:hAnsi="Consolas" w:cs="Consolas"/>
+              </w:rPr>
+              <w:t xml:space="preserve">pinnedHeaderExtent</w:t>
+            </w:r>
+            <w:r>
+              <w:t xml:space="preserve"> / </w:t>
+            </w:r>
+            <w:r>
+              <w:rPr>
+                <w:rFonts w:ascii="Consolas" w:eastAsia="Consolas" w:hAnsi="Consolas" w:cs="Consolas"/>
+              </w:rPr>
+              <w:t xml:space="preserve">pinnedHeaderScrollController</w:t>
+            </w:r>
+            <w:r>
+              <w:t xml:space="preserve"> / </w:t>
+            </w:r>
+            <w:r>
+              <w:rPr>
+                <w:rFonts w:ascii="Consolas" w:eastAsia="Consolas" w:hAnsi="Consolas" w:cs="Consolas"/>
+              </w:rPr>
+              <w:t xml:space="preserve">onPinnedHeaderNotification</w:t>
+            </w:r>
+            <w:r>
+              <w:t xml:space="preserve">（仅同步模式生效）；新增 </w:t>
+            </w:r>
+            <w:r>
+              <w:rPr>
+                <w:rFonts w:ascii="Consolas" w:eastAsia="Consolas" w:hAnsi="Consolas" w:cs="Consolas"/>
+              </w:rPr>
+              <w:t xml:space="preserve">useBarOffset</w:t>
+            </w:r>
+            <w:r>
+              <w:t xml:space="preserve"> 开关</w:t>
+            </w:r>
+          </w:p>
+        </w:tc>
+      </w:tr>
+      <w:tr>
+        <w:tc>
+          <w:tcPr>
+            <w:tcW w:w="4680" w:type="dxa"/>
+          </w:tcPr>
+          <w:p>
+            <w:r>
+              <w:rPr>
+                <w:rFonts w:ascii="Consolas" w:eastAsia="Consolas" w:hAnsi="Consolas" w:cs="Consolas"/>
+              </w:rPr>
+              <w:t xml:space="preserve">lib/pages/home/view.dart</w:t>
+            </w:r>
+          </w:p>
+        </w:tc>
+        <w:tc>
+          <w:tcPr>
+            <w:tcW w:w="4680" w:type="dxa"/>
+          </w:tcPr>
+          <w:p>
+            <w:r>
+              <w:t xml:space="preserve">让位交给 sliver；滚动通知 + </w:t>
+            </w:r>
+            <w:r>
+              <w:rPr>
+                <w:rFonts w:ascii="Consolas" w:eastAsia="Consolas" w:hAnsi="Consolas" w:cs="Consolas"/>
+              </w:rPr>
+              <w:t xml:space="preserve">ValueNotifier</w:t>
+            </w:r>
+            <w:r>
+              <w:t xml:space="preserve">/</w:t>
+            </w:r>
+            <w:r>
+              <w:rPr>
+                <w:rFonts w:ascii="Consolas" w:eastAsia="Consolas" w:hAnsi="Consolas" w:cs="Consolas"/>
+              </w:rPr>
+              <w:t xml:space="preserve">AnimationController</w:t>
+            </w:r>
+            <w:r>
+              <w:t xml:space="preserve"> 驱动收起；</w:t>
+            </w:r>
+            <w:r>
+              <w:rPr>
+                <w:rFonts w:ascii="Consolas" w:eastAsia="Consolas" w:hAnsi="Consolas" w:cs="Consolas"/>
+              </w:rPr>
+              <w:t xml:space="preserve">TopBarInset(collapse:, followScroll:)</w:t>
+            </w:r>
+          </w:p>
+        </w:tc>
+      </w:tr>
+      <w:tr>
+        <w:tc>
+          <w:tcPr>
+            <w:tcW w:w="4680" w:type="dxa"/>
+          </w:tcPr>
+          <w:p>
+            <w:r>
+              <w:rPr>
+                <w:rFonts w:ascii="Consolas" w:eastAsia="Consolas" w:hAnsi="Consolas" w:cs="Consolas"/>
+              </w:rPr>
+              <w:t xml:space="preserve">lib/pages/dynamics/view.dart</w:t>
+            </w:r>
+          </w:p>
+        </w:tc>
+        <w:tc>
+          <w:tcPr>
+            <w:tcW w:w="4680" w:type="dxa"/>
+          </w:tcPr>
+          <w:p>
+            <w:r>
+              <w:t xml:space="preserve">同上（面板 76）；</w:t>
+            </w:r>
+            <w:r>
+              <w:rPr>
+                <w:rFonts w:ascii="Consolas" w:eastAsia="Consolas" w:hAnsi="Consolas" w:cs="Consolas"/>
+              </w:rPr>
+              <w:t xml:space="preserve">TopBarInset(value: barInset, minValue: 状态栏 + Tab 栏)</w:t>
+            </w:r>
+          </w:p>
+        </w:tc>
+      </w:tr>
+      <w:tr>
+        <w:tc>
+          <w:tcPr>
+            <w:tcW w:w="4680" w:type="dxa"/>
+          </w:tcPr>
+          <w:p>
+            <w:r>
+              <w:rPr>
+                <w:rFonts w:ascii="Consolas" w:eastAsia="Consolas" w:hAnsi="Consolas" w:cs="Consolas"/>
+              </w:rPr>
+              <w:t xml:space="preserve">lib/pages/rank/view.dart</w:t>
+            </w:r>
+          </w:p>
+        </w:tc>
+        <w:tc>
+          <w:tcPr>
+            <w:tcW w:w="4680" w:type="dxa"/>
+          </w:tcPr>
+          <w:p>
+            <w:r>
+              <w:t xml:space="preserve">左侧竖排 Tab 栏用 </w:t>
+            </w:r>
+            <w:r>
+              <w:rPr>
+                <w:rFonts w:ascii="Consolas" w:eastAsia="Consolas" w:hAnsi="Consolas" w:cs="Consolas"/>
+              </w:rPr>
+              <w:t xml:space="preserve">TopBarInset.collapse</w:t>
+            </w:r>
+            <w:r>
+              <w:t xml:space="preserve"> 跟着顶栏一起动</w:t>
+            </w:r>
+          </w:p>
+        </w:tc>
+      </w:tr>
+      <w:tr>
+        <w:tc>
+          <w:tcPr>
+            <w:tcW w:w="4680" w:type="dxa"/>
+          </w:tcPr>
+          <w:p>
+            <w:r>
+              <w:rPr>
+                <w:rFonts w:ascii="Consolas" w:eastAsia="Consolas" w:hAnsi="Consolas" w:cs="Consolas"/>
+              </w:rPr>
+              <w:t xml:space="preserve">lib/utils/storage_pref.dart</w:t>
+            </w:r>
+          </w:p>
+        </w:tc>
+        <w:tc>
+          <w:tcPr>
+            <w:tcW w:w="4680" w:type="dxa"/>
+          </w:tcPr>
+          <w:p>
+            <w:r>
+              <w:rPr>
+                <w:rFonts w:ascii="Consolas" w:eastAsia="Consolas" w:hAnsi="Consolas" w:cs="Consolas"/>
+              </w:rPr>
+              <w:t xml:space="preserve">barHideType</w:t>
+            </w:r>
+            <w:r>
+              <w:t xml:space="preserve"> 默认值 </w:t>
+            </w:r>
+            <w:r>
+              <w:rPr>
+                <w:rFonts w:ascii="Consolas" w:eastAsia="Consolas" w:hAnsi="Consolas" w:cs="Consolas"/>
+              </w:rPr>
+              <w:t xml:space="preserve">sync</w:t>
+            </w:r>
+            <w:r>
+              <w:t xml:space="preserve"> → </w:t>
+            </w:r>
+            <w:r>
+              <w:rPr>
+                <w:rFonts w:ascii="Consolas" w:eastAsia="Consolas" w:hAnsi="Consolas" w:cs="Consolas"/>
+              </w:rPr>
+              <w:t xml:space="preserve">instant</w:t>
+            </w:r>
+            <w:r>
+              <w:t xml:space="preserve">（上滑收起/下滑出现成为默认）</w:t>
+            </w:r>
+          </w:p>
+        </w:tc>
+      </w:tr>
+    </w:tbl>
+    <w:p>
+      <w:pPr>
+        <w:pStyle w:val="Heading3"/>
+      </w:pPr>
+      <w:r>
+        <w:t xml:space="preserve">复核修复（本次自查发现并修掉的问题）</w:t>
       </w:r>
     </w:p>
     <w:p>
+      <w:pPr>
+        <w:pStyle w:val="ListParagraph"/>
+        <w:numPr>
+          <w:ilvl w:val="0"/>
+          <w:numId w:val="101"/>
+        </w:numPr>
+      </w:pPr>
+      <w:r>
+        <w:t xml:space="preserve">（历史）</w:t>
+      </w:r>
+      <w:r>
+        <w:rPr>
+          <w:b/>
+          <w:bCs/>
+        </w:rPr>
+        <w:t xml:space="preserve">pinned 头部的子节点不能是 0 高度。</w:t>
+      </w:r>
+      <w:r>
+        <w:t xml:space="preserve"> 当时用 </w:t>
+      </w:r>
+      <w:r>
+        <w:rPr>
+          <w:rFonts w:ascii="Consolas" w:eastAsia="Consolas" w:hAnsi="Consolas" w:cs="Consolas"/>
+        </w:rPr>
+        <w:t xml:space="preserve">SliverPersistentHeader(pinned: true)</w:t>
+      </w:r>
+      <w:r>
+        <w:t xml:space="preserve"> 时，</w:t>
+        <w:br/>
+        <w:t xml:space="preserve"> </w:t>
+      </w:r>
+      <w:r>
+        <w:rPr>
+          <w:rFonts w:ascii="Consolas" w:eastAsia="Consolas" w:hAnsi="Consolas" w:cs="Consolas"/>
+        </w:rPr>
+        <w:t xml:space="preserve">layoutExtent = clamp(maxExtent - scrollOffset, 0, paintExtent)</w:t>
+      </w:r>
+      <w:r>
+        <w:t xml:space="preserve"> 而 </w:t>
+      </w:r>
+      <w:r>
+        <w:rPr>
+          <w:rFonts w:ascii="Consolas" w:eastAsia="Consolas" w:hAnsi="Consolas" w:cs="Consolas"/>
+        </w:rPr>
+        <w:t xml:space="preserve">paintExtent</w:t>
+      </w:r>
+      <w:r>
+        <w:t xml:space="preserve"> 受子节点实际高度影响：</w:t>
+        <w:br/>
+        <w:t xml:space="preserve"> </w:t>
+      </w:r>
+      <w:r>
+        <w:rPr>
+          <w:rFonts w:ascii="Consolas" w:eastAsia="Consolas" w:hAnsi="Consolas" w:cs="Consolas"/>
+        </w:rPr>
+        <w:t xml:space="preserve">SizedBox.shrink()</w:t>
+      </w:r>
+      <w:r>
+        <w:t xml:space="preserve"> 会让 </w:t>
+      </w:r>
+      <w:r>
+        <w:rPr>
+          <w:rFonts w:ascii="Consolas" w:eastAsia="Consolas" w:hAnsi="Consolas" w:cs="Consolas"/>
+        </w:rPr>
+        <w:t xml:space="preserve">paintExtent = 0</w:t>
+      </w:r>
+      <w:r>
+        <w:t xml:space="preserve">、</w:t>
+      </w:r>
+      <w:r>
+        <w:rPr>
+          <w:rFonts w:ascii="Consolas" w:eastAsia="Consolas" w:hAnsi="Consolas" w:cs="Consolas"/>
+        </w:rPr>
+        <w:t xml:space="preserve">layoutExtent = 94</w:t>
+      </w:r>
+      <w:r>
+        <w:t xml:space="preserve">，debug 下直接抛</w:t>
+        <w:br/>
+        <w:t xml:space="preserve"> </w:t>
+      </w:r>
+      <w:r>
+        <w:rPr>
+          <w:rFonts w:ascii="Consolas" w:eastAsia="Consolas" w:hAnsi="Consolas" w:cs="Consolas"/>
+        </w:rPr>
+        <w:t xml:space="preserve">SliverGeometry is not valid: layoutExtent exceeds paintExtent</w:t>
+      </w:r>
+      <w:r>
+        <w:t xml:space="preserve">（</w:t>
+      </w:r>
+      <w:r>
+        <w:rPr>
+          <w:rFonts w:ascii="Consolas" w:eastAsia="Consolas" w:hAnsi="Consolas" w:cs="Consolas"/>
+        </w:rPr>
+        <w:t xml:space="preserve">SizedBox.expand()</w:t>
+      </w:r>
+      <w:r>
+        <w:t xml:space="preserve"> 可以绕过）。</w:t>
+        <w:br/>
+        <w:t xml:space="preserve"> 后来实测这个 pinned 头部与普通占位 sliver 的几何完全等价（都是 </w:t>
+      </w:r>
+      <w:r>
+        <w:rPr>
+          <w:rFonts w:ascii="Consolas" w:eastAsia="Consolas" w:hAnsi="Consolas" w:cs="Consolas"/>
+        </w:rPr>
+        <w:t xml:space="preserve">展开高度 − 滚动位置</w:t>
+      </w:r>
+      <w:r>
+        <w:t xml:space="preserve">），</w:t>
+        <w:br/>
+        <w:t xml:space="preserve"> 于是直接删掉了 pinned 头部——问题连同组件一起消失。</w:t>
+      </w:r>
+    </w:p>
+    <w:p>
+      <w:pPr>
+        <w:pStyle w:val="ListParagraph"/>
+        <w:numPr>
+          <w:ilvl w:val="0"/>
+          <w:numId w:val="101"/>
+        </w:numPr>
+      </w:pPr>
+      <w:r>
+        <w:rPr>
+          <w:b/>
+          <w:bCs/>
+        </w:rPr>
+        <w:t xml:space="preserve">收尾补间会空转。</w:t>
+      </w:r>
+      <w:r>
+        <w:t xml:space="preserve"> 列表本身就短于量程时（</w:t>
+      </w:r>
+      <w:r>
+        <w:rPr>
+          <w:rFonts w:ascii="Consolas" w:eastAsia="Consolas" w:hAnsi="Consolas" w:cs="Consolas"/>
+        </w:rPr>
+        <w:t xml:space="preserve">maxScrollExtent &lt; 量程</w:t>
+      </w:r>
+      <w:r>
+        <w:t xml:space="preserve">），</w:t>
+      </w:r>
+      <w:r>
+        <w:rPr>
+          <w:rFonts w:ascii="Consolas" w:eastAsia="Consolas" w:hAnsi="Consolas" w:cs="Consolas"/>
+        </w:rPr>
+        <w:t xml:space="preserve">animateTo(量程)</w:t>
+      </w:r>
+      <w:r>
+        <w:t xml:space="preserve"> 只能停在 </w:t>
+      </w:r>
+      <w:r>
+        <w:rPr>
+          <w:rFonts w:ascii="Consolas" w:eastAsia="Consolas" w:hAnsi="Consolas" w:cs="Consolas"/>
+        </w:rPr>
+        <w:t xml:space="preserve">maxScrollExtent</w:t>
+      </w:r>
+      <w:r>
+        <w:t xml:space="preserve">，</w:t>
+        <w:br/>
+        <w:t xml:space="preserve"> 抬手结束又触发一次补间 → 每 220ms 起一次动画、永不停。已加 </w:t>
+      </w:r>
+      <w:r>
+        <w:rPr>
+          <w:rFonts w:ascii="Consolas" w:eastAsia="Consolas" w:hAnsi="Consolas" w:cs="Consolas"/>
+        </w:rPr>
+        <w:t xml:space="preserve">pixels &gt;= maxScrollExtent</w:t>
+      </w:r>
+      <w:r>
+        <w:t xml:space="preserve"> 判断。</w:t>
+      </w:r>
+    </w:p>
+    <w:p>
+      <w:pPr>
+        <w:pStyle w:val="ListParagraph"/>
+        <w:numPr>
+          <w:ilvl w:val="0"/>
+          <w:numId w:val="101"/>
+        </w:numPr>
+      </w:pPr>
+      <w:r>
+        <w:rPr>
+          <w:b/>
+          <w:bCs/>
+        </w:rPr>
+        <w:t xml:space="preserve">首帧 / 切到未访问的 Tab 时拿不到 </w:t>
+      </w:r>
+      <w:r>
+        <w:rPr>
+          <w:rFonts w:ascii="Consolas" w:eastAsia="Consolas" w:hAnsi="Consolas" w:cs="Consolas"/>
+          <w:b/>
+          <w:bCs/>
+        </w:rPr>
+        <w:t xml:space="preserve">ScrollPosition</w:t>
+      </w:r>
+      <w:r>
+        <w:rPr>
+          <w:b/>
+          <w:bCs/>
+        </w:rPr>
+        <w:t xml:space="preserve">。</w:t>
+      </w:r>
+      <w:r>
+        <w:t xml:space="preserve"> </w:t>
+      </w:r>
+      <w:r>
+        <w:rPr>
+          <w:rFonts w:ascii="Consolas" w:eastAsia="Consolas" w:hAnsi="Consolas" w:cs="Consolas"/>
+        </w:rPr>
+        <w:t xml:space="preserve">HomeTabType.ctr</w:t>
+      </w:r>
+      <w:r>
+        <w:t xml:space="preserve"> 内部是 </w:t>
+      </w:r>
+      <w:r>
+        <w:rPr>
+          <w:rFonts w:ascii="Consolas" w:eastAsia="Consolas" w:hAnsi="Consolas" w:cs="Consolas"/>
+        </w:rPr>
+        <w:t xml:space="preserve">Get.find</w:t>
+      </w:r>
+      <w:r>
+        <w:t xml:space="preserve">，而 </w:t>
+      </w:r>
+      <w:r>
+        <w:rPr>
+          <w:rFonts w:ascii="Consolas" w:eastAsia="Consolas" w:hAnsi="Consolas" w:cs="Consolas"/>
+        </w:rPr>
+        <w:t xml:space="preserve">TabBarView</w:t>
+      </w:r>
+      <w:r>
+        <w:br/>
+        <w:t xml:space="preserve"> 的页面是懒建的（而且在 layout 阶段才建）：首帧调用会抛异常；就算兜成 null，玻璃也只能渲染成「完全展开」，</w:t>
+        <w:br/>
+        <w:t xml:space="preserve"> 之后</w:t>
+      </w:r>
+      <w:r>
+        <w:rPr>
+          <w:b/>
+          <w:bCs/>
+        </w:rPr>
+        <w:t xml:space="preserve">没有任何东西会让它重新订阅</w:t>
+      </w:r>
+      <w:r>
+        <w:t xml:space="preserve"> → 第一次滚动时让位（sliver）在收、玻璃却纹丝不动，</w:t>
+        <w:br/>
+        <w:t xml:space="preserve"> 表现为内容被搜索栏多盖 52px。→ 驱动源改成</w:t>
+      </w:r>
+      <w:r>
+        <w:rPr>
+          <w:b/>
+          <w:bCs/>
+        </w:rPr>
+        <w:t xml:space="preserve">滚动通知 + 页面级 </w:t>
+      </w:r>
+      <w:r>
+        <w:rPr>
+          <w:rFonts w:ascii="Consolas" w:eastAsia="Consolas" w:hAnsi="Consolas" w:cs="Consolas"/>
+          <w:b/>
+          <w:bCs/>
+        </w:rPr>
+        <w:t xml:space="preserve">ValueNotifier</w:t>
+      </w:r>
+      <w:r>
+        <w:t xml:space="preserve">（每个滚动帧都发，天然 1:1，</w:t>
+        <w:br/>
+        <w:t xml:space="preserve"> 也不存在订阅生命周期），并用 </w:t>
+      </w:r>
+      <w:r>
+        <w:rPr>
+          <w:rFonts w:ascii="Consolas" w:eastAsia="Consolas" w:hAnsi="Consolas" w:cs="Consolas"/>
+        </w:rPr>
+        <w:t xml:space="preserve">metrics</w:t>
+      </w:r>
+      <w:r>
+        <w:t xml:space="preserve"> 实例做白名单（保活的其他 Tab、卡片里内嵌的竖直列表、UP 面板都不会把顶栏带偏）。</w:t>
+      </w:r>
+    </w:p>
+    <w:p>
+      <w:pPr>
+        <w:pStyle w:val="ListParagraph"/>
+        <w:numPr>
+          <w:ilvl w:val="0"/>
+          <w:numId w:val="101"/>
+        </w:numPr>
+      </w:pPr>
+      <w:r>
+        <w:rPr>
+          <w:b/>
+          <w:bCs/>
+        </w:rPr>
+        <w:t xml:space="preserve">切分区后订阅失效。</w:t>
+      </w:r>
+      <w:r>
+        <w:t xml:space="preserve"> 排行榜/番剧里还有一层 Tab，外层（首页）的 </w:t>
+      </w:r>
+      <w:r>
+        <w:rPr>
+          <w:rFonts w:ascii="Consolas" w:eastAsia="Consolas" w:hAnsi="Consolas" w:cs="Consolas"/>
+        </w:rPr>
+        <w:t xml:space="preserve">TabController</w:t>
+      </w:r>
+      <w:r>
+        <w:t xml:space="preserve"> 不会动，</w:t>
+        <w:br/>
+        <w:t xml:space="preserve"> 基于 </w:t>
+      </w:r>
+      <w:r>
+        <w:rPr>
+          <w:rFonts w:ascii="Consolas" w:eastAsia="Consolas" w:hAnsi="Consolas" w:cs="Consolas"/>
+        </w:rPr>
+        <w:t xml:space="preserve">ScrollPosition</w:t>
+      </w:r>
+      <w:r>
+        <w:t xml:space="preserve"> 的订阅会一直盯着旧分区的列表 → 顶栏停在旧状态（与让位对不上，出现一条空白）。</w:t>
+        <w:br/>
+        <w:t xml:space="preserve"> 改成通知驱动后，新分区的列表一落位就会重新认一次并对齐；切 Tab 时再按新 Tab 的真实位置额外对齐一次。</w:t>
+      </w:r>
+    </w:p>
+    <w:p>
+      <w:pPr>
+        <w:pStyle w:val="ListParagraph"/>
+        <w:numPr>
+          <w:ilvl w:val="0"/>
+          <w:numId w:val="101"/>
+        </w:numPr>
+      </w:pPr>
+      <w:r>
+        <w:rPr>
+          <w:b/>
+          <w:bCs/>
+        </w:rPr>
+        <w:t xml:space="preserve">排行榜左侧竖栏给常量两个方向都不对。</w:t>
+      </w:r>
+      <w:r>
+        <w:t xml:space="preserve"> 只给「收起后的高度」会一直贴在最上面、被搜索栏盖掉一项（而且点不到）；</w:t>
+        <w:br/>
+        <w:t xml:space="preserve"> 只给展开高度又会在收起后留一条空白。原实现本来就是跟着顶栏动态变的，v4 用 </w:t>
+      </w:r>
+      <w:r>
+        <w:rPr>
+          <w:rFonts w:ascii="Consolas" w:eastAsia="Consolas" w:hAnsi="Consolas" w:cs="Consolas"/>
+        </w:rPr>
+        <w:t xml:space="preserve">TopBarInset.offset</w:t>
+      </w:r>
+      <w:r>
+        <w:t xml:space="preserve"> 恢复了这个行为，</w:t>
+        <w:br/>
+        <w:t xml:space="preserve"> 而且比原来省：原来每帧重排整个分区页，现在只重建那一层包装。</w:t>
+      </w:r>
+    </w:p>
+    <w:p>
+      <w:pPr>
+        <w:pStyle w:val="ListParagraph"/>
+        <w:numPr>
+          <w:ilvl w:val="0"/>
+          <w:numId w:val="101"/>
+        </w:numPr>
+      </w:pPr>
+      <w:r>
+        <w:t xml:space="preserve">玻璃/面板里的静态内容改为作为 </w:t>
+      </w:r>
+      <w:r>
+        <w:rPr>
+          <w:rFonts w:ascii="Consolas" w:eastAsia="Consolas" w:hAnsi="Consolas" w:cs="Consolas"/>
+        </w:rPr>
+        <w:t xml:space="preserve">ValueListenableBuilder</w:t>
+      </w:r>
+      <w:r>
+        <w:t xml:space="preserve"> 的 </w:t>
+      </w:r>
+      <w:r>
+        <w:rPr>
+          <w:rFonts w:ascii="Consolas" w:eastAsia="Consolas" w:hAnsi="Consolas" w:cs="Consolas"/>
+        </w:rPr>
+        <w:t xml:space="preserve">child</w:t>
+      </w:r>
+      <w:r>
+        <w:t xml:space="preserve"> 传下去，重建范围更明确。</w:t>
+      </w:r>
+    </w:p>
+    <w:p>
+      <w:pPr>
+        <w:pStyle w:val="Heading3"/>
+      </w:pPr>
+      <w:r>
+        <w:t xml:space="preserve">即时模式：「上滑收起隐藏，下滑出现」</w:t>
+      </w:r>
+    </w:p>
+    <w:p>
+      <w:r>
+        <w:t xml:space="preserve">设置里的「顶/底栏收起类型」有两个值：</w:t>
+      </w:r>
+      <w:r>
+        <w:rPr>
+          <w:b/>
+          <w:bCs/>
+        </w:rPr>
+        <w:t xml:space="preserve">同步</w:t>
+      </w:r>
+      <w:r>
+        <w:t xml:space="preserve">（跟手 1:1）与</w:t>
+      </w:r>
+      <w:r>
+        <w:rPr>
+          <w:b/>
+          <w:bCs/>
+        </w:rPr>
+        <w:t xml:space="preserve">即时</w:t>
+      </w:r>
+      <w:r>
+        <w:t xml:space="preserve">（上滑收起/下滑出现）。</w:t>
+        <w:br/>
+      </w:r>
+      <w:r>
+        <w:rPr>
+          <w:b/>
+          <w:bCs/>
+        </w:rPr>
+        <w:t xml:space="preserve">默认已改成「即时」</w:t>
+      </w:r>
+      <w:r>
+        <w:t xml:space="preserve">（</w:t>
+      </w:r>
+      <w:r>
+        <w:rPr>
+          <w:rFonts w:ascii="Consolas" w:eastAsia="Consolas" w:hAnsi="Consolas" w:cs="Consolas"/>
+        </w:rPr>
+        <w:t xml:space="preserve">storage_pref.dart</w:t>
+      </w:r>
+      <w:r>
+        <w:t xml:space="preserve"> 里 </w:t>
+      </w:r>
+      <w:r>
+        <w:rPr>
+          <w:rFonts w:ascii="Consolas" w:eastAsia="Consolas" w:hAnsi="Consolas" w:cs="Consolas"/>
+        </w:rPr>
+        <w:t xml:space="preserve">barHideType</w:t>
+      </w:r>
+      <w:r>
+        <w:t xml:space="preserve"> 的默认值 </w:t>
+      </w:r>
+      <w:r>
+        <w:rPr>
+          <w:rFonts w:ascii="Consolas" w:eastAsia="Consolas" w:hAnsi="Consolas" w:cs="Consolas"/>
+        </w:rPr>
+        <w:t xml:space="preserve">sync</w:t>
+      </w:r>
+      <w:r>
+        <w:t xml:space="preserve"> → </w:t>
+      </w:r>
+      <w:r>
+        <w:rPr>
+          <w:rFonts w:ascii="Consolas" w:eastAsia="Consolas" w:hAnsi="Consolas" w:cs="Consolas"/>
+        </w:rPr>
+        <w:t xml:space="preserve">instant</w:t>
+      </w:r>
+      <w:r>
+        <w:t xml:space="preserve">）：</w:t>
+        <w:br/>
+        <w:t xml:space="preserve">这样新装、或没动过该设置的机器直接就是「上滑收起隐藏、下滑出现」（与底栏两态一致）；</w:t>
+        <w:br/>
+        <w:t xml:space="preserve">想跟手 1:1 的到设置里切「同步」即可（改完需重启）。</w:t>
+      </w:r>
+    </w:p>
+    <w:tbl>
+      <w:tblPr>
+        <w:tblW w:w="9360" w:type="dxa"/>
+        <w:tblBorders>
+          <w:top w:val="single" w:sz="4" w:space="0" w:color="auto"/>
+          <w:left w:val="single" w:sz="4" w:space="0" w:color="auto"/>
+          <w:bottom w:val="single" w:sz="4" w:space="0" w:color="auto"/>
+          <w:right w:val="single" w:sz="4" w:space="0" w:color="auto"/>
+          <w:insideH w:val="single" w:sz="4" w:space="0" w:color="auto"/>
+          <w:insideV w:val="single" w:sz="4" w:space="0" w:color="auto"/>
+        </w:tblBorders>
+        <w:tblLayout w:type="fixed"/>
+      </w:tblPr>
+      <w:tblGrid>
+        <w:gridCol w:w="4680"/>
+        <w:gridCol w:w="4680"/>
+      </w:tblGrid>
+      <w:tr>
+        <w:tc>
+          <w:tcPr>
+            <w:tcW w:w="4680" w:type="dxa"/>
+            <w:shd w:val="clear" w:color="auto" w:fill="F2F2F2"/>
+          </w:tcPr>
+          <w:p>
+            <w:r>
+              <w:t xml:space="preserve">模式</w:t>
+            </w:r>
+          </w:p>
+        </w:tc>
+        <w:tc>
+          <w:tcPr>
+            <w:tcW w:w="4680" w:type="dxa"/>
+            <w:shd w:val="clear" w:color="auto" w:fill="F2F2F2"/>
+          </w:tcPr>
+          <w:p>
+            <w:r>
+              <w:t xml:space="preserve">玻璃 / 让位怎么动</w:t>
+            </w:r>
+          </w:p>
+        </w:tc>
+      </w:tr>
+      <w:tr>
+        <w:tc>
+          <w:tcPr>
+            <w:tcW w:w="4680" w:type="dxa"/>
+          </w:tcPr>
+          <w:p>
+            <w:r>
+              <w:t xml:space="preserve">同步 </w:t>
+            </w:r>
+            <w:r>
+              <w:rPr>
+                <w:rFonts w:ascii="Consolas" w:eastAsia="Consolas" w:hAnsi="Consolas" w:cs="Consolas"/>
+              </w:rPr>
+              <w:t xml:space="preserve">sync</w:t>
+            </w:r>
+          </w:p>
+        </w:tc>
+        <w:tc>
+          <w:tcPr>
+            <w:tcW w:w="4680" w:type="dxa"/>
+          </w:tcPr>
+          <w:p>
+            <w:r>
+              <w:t xml:space="preserve">收起进度 = 可见列表的滚动位置，跟手 1:1；让位空间固定，滚动本身就完成让位；抬手停在中途时补到端点（</w:t>
+            </w:r>
+            <w:r>
+              <w:rPr>
+                <w:rFonts w:ascii="Consolas" w:eastAsia="Consolas" w:hAnsi="Consolas" w:cs="Consolas"/>
+              </w:rPr>
+              <w:t xml:space="preserve">animateTo</w:t>
+            </w:r>
+            <w:r>
+              <w:t xml:space="preserve"> 220ms </w:t>
+            </w:r>
+            <w:r>
+              <w:rPr>
+                <w:rFonts w:ascii="Consolas" w:eastAsia="Consolas" w:hAnsi="Consolas" w:cs="Consolas"/>
+              </w:rPr>
+              <w:t xml:space="preserve">easeOutCubic</w:t>
+            </w:r>
+            <w:r>
+              <w:t xml:space="preserve">）</w:t>
+            </w:r>
+          </w:p>
+        </w:tc>
+      </w:tr>
+      <w:tr>
+        <w:tc>
+          <w:tcPr>
+            <w:tcW w:w="4680" w:type="dxa"/>
+          </w:tcPr>
+          <w:p>
+            <w:r>
+              <w:t xml:space="preserve">即时 </w:t>
+            </w:r>
+            <w:r>
+              <w:rPr>
+                <w:rFonts w:ascii="Consolas" w:eastAsia="Consolas" w:hAnsi="Consolas" w:cs="Consolas"/>
+              </w:rPr>
+              <w:t xml:space="preserve">instant</w:t>
+            </w:r>
+          </w:p>
+        </w:tc>
+        <w:tc>
+          <w:tcPr>
+            <w:tcW w:w="4680" w:type="dxa"/>
+          </w:tcPr>
+          <w:p>
+            <w:r>
+              <w:t xml:space="preserve">滚动</w:t>
+            </w:r>
+            <w:r>
+              <w:rPr>
+                <w:b/>
+                <w:bCs/>
+              </w:rPr>
+              <w:t xml:space="preserve">方向</w:t>
+            </w:r>
+            <w:r>
+              <w:t xml:space="preserve">决定两态：上滑（内容上移 = </w:t>
+            </w:r>
+            <w:r>
+              <w:rPr>
+                <w:rFonts w:ascii="Consolas" w:eastAsia="Consolas" w:hAnsi="Consolas" w:cs="Consolas"/>
+              </w:rPr>
+              <w:t xml:space="preserve">ScrollDirection.reverse</w:t>
+            </w:r>
+            <w:r>
+              <w:t xml:space="preserve">）→ 收起隐藏；下滑（</w:t>
+            </w:r>
+            <w:r>
+              <w:rPr>
+                <w:rFonts w:ascii="Consolas" w:eastAsia="Consolas" w:hAnsi="Consolas" w:cs="Consolas"/>
+              </w:rPr>
+              <w:t xml:space="preserve">forward</w:t>
+            </w:r>
+            <w:r>
+              <w:t xml:space="preserve">）→ 出现。用 220ms </w:t>
+            </w:r>
+            <w:r>
+              <w:rPr>
+                <w:rFonts w:ascii="Consolas" w:eastAsia="Consolas" w:hAnsi="Consolas" w:cs="Consolas"/>
+              </w:rPr>
+              <w:t xml:space="preserve">easeOutCubic</w:t>
+            </w:r>
+            <w:r>
+              <w:t xml:space="preserve"> 的 </w:t>
+            </w:r>
+            <w:r>
+              <w:rPr>
+                <w:rFonts w:ascii="Consolas" w:eastAsia="Consolas" w:hAnsi="Consolas" w:cs="Consolas"/>
+              </w:rPr>
+              <w:t xml:space="preserve">AnimationController</w:t>
+            </w:r>
+            <w:r>
+              <w:t xml:space="preserve"> 驱动同一个收起进度，让位空间一起收缩，所以不会留空白</w:t>
+            </w:r>
+          </w:p>
+        </w:tc>
+      </w:tr>
+    </w:tbl>
+    <w:p>
+      <w:r>
+        <w:t xml:space="preserve">两个模式共用同一条链路（同一个 </w:t>
+      </w:r>
+      <w:r>
+        <w:rPr>
+          <w:rFonts w:ascii="Consolas" w:eastAsia="Consolas" w:hAnsi="Consolas" w:cs="Consolas"/>
+        </w:rPr>
+        <w:t xml:space="preserve">ValueNotifier</w:t>
+      </w:r>
+      <w:r>
+        <w:t xml:space="preserve"> → 玻璃 / 让位 sliver / 排行榜左栏），</w:t>
+        <w:br/>
+        <w:t xml:space="preserve">所以两态动画期间顶栏与让位仍然严格对齐。要点：</w:t>
+      </w:r>
+    </w:p>
+    <w:p>
+      <w:pPr>
+        <w:pStyle w:val="ListParagraph"/>
+        <w:numPr>
+          <w:ilvl w:val="0"/>
+          <w:numId w:val="1"/>
+        </w:numPr>
+      </w:pPr>
+      <w:r>
+        <w:rPr>
+          <w:rFonts w:ascii="Consolas" w:eastAsia="Consolas" w:hAnsi="Consolas" w:cs="Consolas"/>
+        </w:rPr>
+        <w:t xml:space="preserve">UserScrollNotification</w:t>
+      </w:r>
+      <w:r>
+        <w:t xml:space="preserve"> 在滚动结束时还会再发一个 </w:t>
+      </w:r>
+      <w:r>
+        <w:rPr>
+          <w:rFonts w:ascii="Consolas" w:eastAsia="Consolas" w:hAnsi="Consolas" w:cs="Consolas"/>
+        </w:rPr>
+        <w:t xml:space="preserve">idle</w:t>
+      </w:r>
+      <w:r>
+        <w:t xml:space="preserve"> 方向，</w:t>
+      </w:r>
+      <w:r>
+        <w:rPr>
+          <w:b/>
+          <w:bCs/>
+        </w:rPr>
+        <w:t xml:space="preserve">不能</w:t>
+      </w:r>
+      <w:r>
+        <w:t xml:space="preserve">把它当成「出现」，</w:t>
+        <w:br/>
+        <w:t xml:space="preserve">否则一上滑收起就立刻弹回来（只在 </w:t>
+      </w:r>
+      <w:r>
+        <w:rPr>
+          <w:rFonts w:ascii="Consolas" w:eastAsia="Consolas" w:hAnsi="Consolas" w:cs="Consolas"/>
+        </w:rPr>
+        <w:t xml:space="preserve">forward</w:t>
+      </w:r>
+      <w:r>
+        <w:t xml:space="preserve"> / </w:t>
+      </w:r>
+      <w:r>
+        <w:rPr>
+          <w:rFonts w:ascii="Consolas" w:eastAsia="Consolas" w:hAnsi="Consolas" w:cs="Consolas"/>
+        </w:rPr>
+        <w:t xml:space="preserve">reverse</w:t>
+      </w:r>
+      <w:r>
+        <w:t xml:space="preserve"> 上动作）。</w:t>
+      </w:r>
+    </w:p>
+    <w:p>
+      <w:pPr>
+        <w:pStyle w:val="ListParagraph"/>
+        <w:numPr>
+          <w:ilvl w:val="0"/>
+          <w:numId w:val="1"/>
+        </w:numPr>
+      </w:pPr>
+      <w:r>
+        <w:t xml:space="preserve">即时模式关闭收尾补间（</w:t>
+      </w:r>
+      <w:r>
+        <w:rPr>
+          <w:rFonts w:ascii="Consolas" w:eastAsia="Consolas" w:hAnsi="Consolas" w:cs="Consolas"/>
+        </w:rPr>
+        <w:t xml:space="preserve">pinnedHeaderExtent</w:t>
+      </w:r>
+      <w:r>
+        <w:t xml:space="preserve"> 返回 0）——动画自己会到端点，再去 </w:t>
+      </w:r>
+      <w:r>
+        <w:rPr>
+          <w:rFonts w:ascii="Consolas" w:eastAsia="Consolas" w:hAnsi="Consolas" w:cs="Consolas"/>
+        </w:rPr>
+        <w:t xml:space="preserve">animateTo</w:t>
+      </w:r>
+      <w:r>
+        <w:t xml:space="preserve"> 反而会打架。</w:t>
+      </w:r>
+    </w:p>
+    <w:p>
+      <w:pPr>
+        <w:pStyle w:val="ListParagraph"/>
+        <w:numPr>
+          <w:ilvl w:val="0"/>
+          <w:numId w:val="1"/>
+        </w:numPr>
+      </w:pPr>
+      <w:r>
+        <w:t xml:space="preserve">方向语义沿用旧的 instant 模式（</w:t>
+      </w:r>
+      <w:r>
+        <w:rPr>
+          <w:rFonts w:ascii="Consolas" w:eastAsia="Consolas" w:hAnsi="Consolas" w:cs="Consolas"/>
+        </w:rPr>
+        <w:t xml:space="preserve">forward</w:t>
+      </w:r>
+      <w:r>
+        <w:t xml:space="preserve"> = 出现、</w:t>
+      </w:r>
+      <w:r>
+        <w:rPr>
+          <w:rFonts w:ascii="Consolas" w:eastAsia="Consolas" w:hAnsi="Consolas" w:cs="Consolas"/>
+        </w:rPr>
+        <w:t xml:space="preserve">reverse</w:t>
+      </w:r>
+      <w:r>
+        <w:t xml:space="preserve"> = 收起）；真机上手感若相反，</w:t>
+        <w:br/>
+        <w:t xml:space="preserve">把 </w:t>
+      </w:r>
+      <w:r>
+        <w:rPr>
+          <w:rFonts w:ascii="Consolas" w:eastAsia="Consolas" w:hAnsi="Consolas" w:cs="Consolas"/>
+        </w:rPr>
+        <w:t xml:space="preserve">case .forward</w:t>
+      </w:r>
+      <w:r>
+        <w:t xml:space="preserve"> / </w:t>
+      </w:r>
+      <w:r>
+        <w:rPr>
+          <w:rFonts w:ascii="Consolas" w:eastAsia="Consolas" w:hAnsi="Consolas" w:cs="Consolas"/>
+        </w:rPr>
+        <w:t xml:space="preserve">case .reverse</w:t>
+      </w:r>
+      <w:r>
+        <w:t xml:space="preserve"> 里那两行对调即可。</w:t>
+      </w:r>
+    </w:p>
+    <w:p>
+      <w:pPr>
+        <w:pStyle w:val="ListParagraph"/>
+        <w:numPr>
+          <w:ilvl w:val="0"/>
+          <w:numId w:val="1"/>
+        </w:numPr>
+      </w:pPr>
+      <w:r>
+        <w:t xml:space="preserve">即时模式下顶栏状态不跟着切 Tab 重置（与旧实现一致），切 Tab 也不会把已收起的顶栏弹回来。</w:t>
+      </w:r>
+    </w:p>
+    <w:p>
+      <w:pPr>
+        <w:pStyle w:val="ListParagraph"/>
+        <w:numPr>
+          <w:ilvl w:val="0"/>
+          <w:numId w:val="1"/>
+        </w:numPr>
+      </w:pPr>
+      <w:r>
+        <w:rPr>
+          <w:b/>
+          <w:bCs/>
+        </w:rPr>
+        <w:t xml:space="preserve">前提</w:t>
+      </w:r>
+      <w:r>
+        <w:t xml:space="preserve">：动态页 UP 栏要能「上滑收起」，需要把「UP 面板位置」设为</w:t>
+      </w:r>
+      <w:r>
+        <w:rPr>
+          <w:b/>
+          <w:bCs/>
+        </w:rPr>
+        <w:t xml:space="preserve">顶部</w:t>
+      </w:r>
+      <w:r>
+        <w:t xml:space="preserve">——</w:t>
+        <w:br/>
+        <w:t xml:space="preserve">只有「顶部」位置的面板才会放进玻璃顶栏（默认是「左侧固定」，那种是独立侧栏，不参与顶栏收起）。</w:t>
+      </w:r>
+    </w:p>
+    <w:p>
+      <w:pPr>
+        <w:pStyle w:val="Heading3"/>
+      </w:pPr>
+      <w:r>
+        <w:t xml:space="preserve">8.4 二次复核：上一版「上滑收起」完全没反应的真 root cause</w:t>
+      </w:r>
+    </w:p>
+    <w:p>
+      <w:pPr>
+        <w:pStyle w:val="ListParagraph"/>
+        <w:numPr>
+          <w:ilvl w:val="0"/>
+          <w:numId w:val="1"/>
+        </w:numPr>
+      </w:pPr>
+      <w:r>
+        <w:rPr>
+          <w:rFonts w:ascii="Consolas" w:eastAsia="Consolas" w:hAnsi="Consolas" w:cs="Consolas"/>
+          <w:b/>
+          <w:bCs/>
+        </w:rPr>
+        <w:t xml:space="preserve">ScrollNotification.metrics</w:t>
+      </w:r>
+      <w:r>
+        <w:rPr>
+          <w:b/>
+          <w:bCs/>
+        </w:rPr>
+        <w:t xml:space="preserve"> 不是 </w:t>
+      </w:r>
+      <w:r>
+        <w:rPr>
+          <w:rFonts w:ascii="Consolas" w:eastAsia="Consolas" w:hAnsi="Consolas" w:cs="Consolas"/>
+          <w:b/>
+          <w:bCs/>
+        </w:rPr>
+        <w:t xml:space="preserve">ScrollPosition</w:t>
+      </w:r>
+      <w:r>
+        <w:rPr>
+          <w:b/>
+          <w:bCs/>
+        </w:rPr>
+        <w:t xml:space="preserve">，而是 </w:t>
+      </w:r>
+      <w:r>
+        <w:rPr>
+          <w:rFonts w:ascii="Consolas" w:eastAsia="Consolas" w:hAnsi="Consolas" w:cs="Consolas"/>
+          <w:b/>
+          <w:bCs/>
+        </w:rPr>
+        <w:t xml:space="preserve">copyWith()</w:t>
+      </w:r>
+      <w:r>
+        <w:rPr>
+          <w:b/>
+          <w:bCs/>
+        </w:rPr>
+        <w:t xml:space="preserve"> 出来的快照。</w:t>
+      </w:r>
+      <w:r>
+        <w:br/>
+      </w:r>
+      <w:r>
+        <w:rPr>
+          <w:rFonts w:ascii="Consolas" w:eastAsia="Consolas" w:hAnsi="Consolas" w:cs="Consolas"/>
+        </w:rPr>
+        <w:t xml:space="preserve">scroll_position.dart</w:t>
+      </w:r>
+      <w:r>
+        <w:t xml:space="preserve"> 里所有派发都是 </w:t>
+      </w:r>
+      <w:r>
+        <w:rPr>
+          <w:rFonts w:ascii="Consolas" w:eastAsia="Consolas" w:hAnsi="Consolas" w:cs="Consolas"/>
+        </w:rPr>
+        <w:t xml:space="preserve">dispatchScrollXxxNotification(copyWith(), ...)</w:t>
+      </w:r>
+      <w:r>
+        <w:t xml:space="preserve">，</w:t>
+        <w:br/>
+        <w:t xml:space="preserve">所以 </w:t>
+      </w:r>
+      <w:r>
+        <w:rPr>
+          <w:rFonts w:ascii="Consolas" w:eastAsia="Consolas" w:hAnsi="Consolas" w:cs="Consolas"/>
+        </w:rPr>
+        <w:t xml:space="preserve">identical(notification.metrics, position)</w:t>
+      </w:r>
+      <w:r>
+        <w:t xml:space="preserve"> </w:t>
+      </w:r>
+      <w:r>
+        <w:rPr>
+          <w:b/>
+          <w:bCs/>
+        </w:rPr>
+        <w:t xml:space="preserve">永远为 false</w:t>
+      </w:r>
+      <w:r>
+        <w:t xml:space="preserve">。上一版拿它当白名单 →</w:t>
+        <w:br/>
+        <w:t xml:space="preserve">每一条通知都被过滤掉 → 顶栏/面板对滚动毫无反应（同步、即时两个模式都不动）。</w:t>
+        <w:br/>
+        <w:t xml:space="preserve">同一个错误还出现在 </w:t>
+      </w:r>
+      <w:r>
+        <w:rPr>
+          <w:rFonts w:ascii="Consolas" w:eastAsia="Consolas" w:hAnsi="Consolas" w:cs="Consolas"/>
+        </w:rPr>
+        <w:t xml:space="preserve">CommonPageState.onPinnedHeaderNotification</w:t>
+      </w:r>
+      <w:r>
+        <w:t xml:space="preserve"> 里，所以收尾补间也一直是死的。</w:t>
+      </w:r>
+    </w:p>
+    <w:p>
+      <w:pPr>
+        <w:pStyle w:val="ListParagraph"/>
+        <w:numPr>
+          <w:ilvl w:val="0"/>
+          <w:numId w:val="1"/>
+        </w:numPr>
+      </w:pPr>
+      <w:r>
+        <w:rPr>
+          <w:b/>
+          <w:bCs/>
+        </w:rPr>
+        <w:t xml:space="preserve">正确姿势</w:t>
+      </w:r>
+      <w:r>
+        <w:t xml:space="preserve">：</w:t>
+      </w:r>
+      <w:r>
+        <w:rPr>
+          <w:rFonts w:ascii="Consolas" w:eastAsia="Consolas" w:hAnsi="Consolas" w:cs="Consolas"/>
+        </w:rPr>
+        <w:t xml:space="preserve">notification.context</w:t>
+      </w:r>
+      <w:r>
+        <w:t xml:space="preserve"> 是派发者内部 GestureDetector 的 context</w:t>
+        <w:br/>
+        <w:t xml:space="preserve">（SDK 注释里明确写了它在 </w:t>
+      </w:r>
+      <w:r>
+        <w:rPr>
+          <w:rFonts w:ascii="Consolas" w:eastAsia="Consolas" w:hAnsi="Consolas" w:cs="Consolas"/>
+        </w:rPr>
+        <w:t xml:space="preserve">_ScrollableScope</w:t>
+      </w:r>
+      <w:r>
+        <w:t xml:space="preserve"> 里面），所以</w:t>
+        <w:br/>
+      </w:r>
+      <w:r>
+        <w:rPr>
+          <w:rFonts w:ascii="Consolas" w:eastAsia="Consolas" w:hAnsi="Consolas" w:cs="Consolas"/>
+        </w:rPr>
+        <w:t xml:space="preserve">Scrollable.maybeOf(notification.context)?.position</w:t>
+      </w:r>
+      <w:r>
+        <w:t xml:space="preserve"> 能准确拿回派发它的那个 Scrollable 的 </w:t>
+      </w:r>
+      <w:r>
+        <w:rPr>
+          <w:rFonts w:ascii="Consolas" w:eastAsia="Consolas" w:hAnsi="Consolas" w:cs="Consolas"/>
+        </w:rPr>
+        <w:t xml:space="preserve">position</w:t>
+      </w:r>
+      <w:r>
+        <w:t xml:space="preserve">，</w:t>
+        <w:br/>
+        <w:t xml:space="preserve">再用它和当前 Tab 的 </w:t>
+      </w:r>
+      <w:r>
+        <w:rPr>
+          <w:rFonts w:ascii="Consolas" w:eastAsia="Consolas" w:hAnsi="Consolas" w:cs="Consolas"/>
+        </w:rPr>
+        <w:t xml:space="preserve">ScrollController.position</w:t>
+      </w:r>
+      <w:r>
+        <w:t xml:space="preserve"> 做 </w:t>
+      </w:r>
+      <w:r>
+        <w:rPr>
+          <w:rFonts w:ascii="Consolas" w:eastAsia="Consolas" w:hAnsi="Consolas" w:cs="Consolas"/>
+        </w:rPr>
+        <w:t xml:space="preserve">identical</w:t>
+      </w:r>
+      <w:r>
+        <w:t xml:space="preserve"> 才是对的。</w:t>
+      </w:r>
+    </w:p>
+    <w:p>
+      <w:pPr>
+        <w:pStyle w:val="ListParagraph"/>
+        <w:numPr>
+          <w:ilvl w:val="0"/>
+          <w:numId w:val="1"/>
+        </w:numPr>
+      </w:pPr>
+      <w:r>
+        <w:t xml:space="preserve">新增两条一次性探针（跑完已删）钉住这两个事实：</w:t>
+      </w:r>
+    </w:p>
+    <w:p>
+      <w:pPr>
+        <w:pStyle w:val="ListParagraph"/>
+        <w:numPr>
+          <w:ilvl w:val="1"/>
+          <w:numId w:val="102"/>
+        </w:numPr>
+      </w:pPr>
+      <w:r>
+        <w:rPr>
+          <w:rFonts w:ascii="Consolas" w:eastAsia="Consolas" w:hAnsi="Consolas" w:cs="Consolas"/>
+        </w:rPr>
+        <w:t xml:space="preserve">identical(metrics, position) == false</w:t>
+      </w:r>
+      <w:r>
+        <w:t xml:space="preserve">，而 </w:t>
+      </w:r>
+      <w:r>
+        <w:rPr>
+          <w:rFonts w:ascii="Consolas" w:eastAsia="Consolas" w:hAnsi="Consolas" w:cs="Consolas"/>
+        </w:rPr>
+        <w:t xml:space="preserve">identical(Scrollable.maybeOf(context)?.position, position) == true</w:t>
+      </w:r>
+      <w:r>
+        <w:t xml:space="preserve">；</w:t>
+      </w:r>
+    </w:p>
+    <w:p>
+      <w:pPr>
+        <w:pStyle w:val="ListParagraph"/>
+        <w:numPr>
+          <w:ilvl w:val="1"/>
+          <w:numId w:val="102"/>
+        </w:numPr>
+      </w:pPr>
+      <w:r>
+        <w:t xml:space="preserve">手指上滑 → </w:t>
+      </w:r>
+      <w:r>
+        <w:rPr>
+          <w:rFonts w:ascii="Consolas" w:eastAsia="Consolas" w:hAnsi="Consolas" w:cs="Consolas"/>
+        </w:rPr>
+        <w:t xml:space="preserve">ScrollDirection.reverse</w:t>
+      </w:r>
+      <w:r>
+        <w:t xml:space="preserve">、下滑 → </w:t>
+      </w:r>
+      <w:r>
+        <w:rPr>
+          <w:rFonts w:ascii="Consolas" w:eastAsia="Consolas" w:hAnsi="Consolas" w:cs="Consolas"/>
+        </w:rPr>
+        <w:t xml:space="preserve">forward</w:t>
+      </w:r>
+      <w:r>
+        <w:t xml:space="preserve">（即「上滑收起、下滑出现」的映射是对的）。</w:t>
+      </w:r>
+    </w:p>
+    <w:p>
+      <w:pPr>
+        <w:pStyle w:val="Heading3"/>
+      </w:pPr>
+      <w:r>
+        <w:t xml:space="preserve">8.5 本轮复核又修的两点</w:t>
+      </w:r>
+    </w:p>
+    <w:p>
+      <w:pPr>
+        <w:pStyle w:val="ListParagraph"/>
+        <w:numPr>
+          <w:ilvl w:val="0"/>
+          <w:numId w:val="103"/>
+        </w:numPr>
+      </w:pPr>
+      <w:r>
+        <w:rPr>
+          <w:b/>
+          <w:bCs/>
+        </w:rPr>
+        <w:t xml:space="preserve">即时模式不再依赖白名单</w:t>
+      </w:r>
+      <w:r>
+        <w:t xml:space="preserve">：方向是全局 UI 状态，先按方向处理并直接返回；之前它排在</w:t>
+        <w:br/>
+        <w:t xml:space="preserve"> 「认出是哪个列表」后面，一旦控制器解析失败（首帧/切 Tab 竞态）就会连方向通知一起丢掉。</w:t>
+        <w:br/>
+        <w:t xml:space="preserve"> 同步模式才需要那个白名单 —— 收起进度必须取「拥有让位空间的那个列表」的滚动位置。</w:t>
+      </w:r>
+    </w:p>
+    <w:p>
+      <w:pPr>
+        <w:pStyle w:val="ListParagraph"/>
+        <w:numPr>
+          <w:ilvl w:val="0"/>
+          <w:numId w:val="103"/>
+        </w:numPr>
+      </w:pPr>
+      <w:r>
+        <w:rPr>
+          <w:b/>
+          <w:bCs/>
+        </w:rPr>
+        <w:t xml:space="preserve">动画控制器改在 </w:t>
+      </w:r>
+      <w:r>
+        <w:rPr>
+          <w:rFonts w:ascii="Consolas" w:eastAsia="Consolas" w:hAnsi="Consolas" w:cs="Consolas"/>
+          <w:b/>
+          <w:bCs/>
+        </w:rPr>
+        <w:t xml:space="preserve">initState</w:t>
+      </w:r>
+      <w:r>
+        <w:rPr>
+          <w:b/>
+          <w:bCs/>
+        </w:rPr>
+        <w:t xml:space="preserve"> 里创建</w:t>
+      </w:r>
+      <w:r>
+        <w:t xml:space="preserve">：原来写成 </w:t>
+      </w:r>
+      <w:r>
+        <w:rPr>
+          <w:rFonts w:ascii="Consolas" w:eastAsia="Consolas" w:hAnsi="Consolas" w:cs="Consolas"/>
+        </w:rPr>
+        <w:t xml:space="preserve">late final ... = AnimationController(...)</w:t>
+      </w:r>
+      <w:r>
+        <w:t xml:space="preserve">，</w:t>
+        <w:br/>
+        <w:t xml:space="preserve"> 惰性初始化意味着「一直没触发过即时模式」的页面会在 </w:t>
+      </w:r>
+      <w:r>
+        <w:rPr>
+          <w:rFonts w:ascii="Consolas" w:eastAsia="Consolas" w:hAnsi="Consolas" w:cs="Consolas"/>
+        </w:rPr>
+        <w:t xml:space="preserve">dispose()</w:t>
+      </w:r>
+      <w:r>
+        <w:t xml:space="preserve"> 里才第一次创建它。</w:t>
+      </w:r>
+    </w:p>
+    <w:p>
+      <w:pPr>
+        <w:pStyle w:val="Heading3"/>
+      </w:pPr>
+      <w:r>
+        <w:t xml:space="preserve">已知取舍</w:t>
+      </w:r>
+    </w:p>
+    <w:p>
+      <w:pPr>
+        <w:pStyle w:val="ListParagraph"/>
+        <w:numPr>
+          <w:ilvl w:val="0"/>
+          <w:numId w:val="1"/>
+        </w:numPr>
+      </w:pPr>
+      <w:r>
+        <w:t xml:space="preserve">收尾补间两个方向都补（上滑补到收起端点、下滑补回展开）：仅在 </w:t>
+      </w:r>
+      <w:r>
+        <w:rPr>
+          <w:rFonts w:ascii="Consolas" w:eastAsia="Consolas" w:hAnsi="Consolas" w:cs="Consolas"/>
+        </w:rPr>
+        <w:t xml:space="preserve">pixels &lt; 量程</w:t>
+      </w:r>
+      <w:r>
+        <w:t xml:space="preserve"> 时补，</w:t>
+        <w:br/>
+        <w:t xml:space="preserve">也就是刚离开顶部那 50～80 px，观感是「松手后归位」；补回 0 会把列表带回顶部，</w:t>
+        <w:br/>
+        <w:t xml:space="preserve">但幅度不超过量程，可以接受。</w:t>
+      </w:r>
+    </w:p>
+    <w:p>
+      <w:pPr>
+        <w:pStyle w:val="ListParagraph"/>
+        <w:numPr>
+          <w:ilvl w:val="0"/>
+          <w:numId w:val="1"/>
+        </w:numPr>
+      </w:pPr>
+      <w:r>
+        <w:t xml:space="preserve">动态页切到「本来就在顶部」的分类时，UP 面板会随 </w:t>
+      </w:r>
+      <w:r>
+        <w:rPr>
+          <w:rFonts w:ascii="Consolas" w:eastAsia="Consolas" w:hAnsi="Consolas" w:cs="Consolas"/>
+        </w:rPr>
+        <w:t xml:space="preserve">animateToTop</w:t>
+      </w:r>
+      <w:r>
+        <w:t xml:space="preserve"> 一起展开，而不是瞬跳。</w:t>
+      </w:r>
+    </w:p>
+    <w:p>
+      <w:pPr>
+        <w:pBdr>
+          <w:bottom w:val="single" w:sz="4" w:space="1" w:color="auto"/>
+        </w:pBdr>
+        <w:ind w:left="0"/>
+      </w:pPr>
+    </w:p>
+    <w:p>
+      <w:pPr>
+        <w:pStyle w:val="Heading2"/>
+      </w:pPr>
+      <w:r>
+        <w:t xml:space="preserve">附录：改动文件清单（改造前 → 最终）</w:t>
+      </w:r>
+    </w:p>
+    <w:tbl>
+      <w:tblPr>
+        <w:tblW w:w="9360" w:type="dxa"/>
+        <w:tblBorders>
+          <w:top w:val="single" w:sz="4" w:space="0" w:color="auto"/>
+          <w:left w:val="single" w:sz="4" w:space="0" w:color="auto"/>
+          <w:bottom w:val="single" w:sz="4" w:space="0" w:color="auto"/>
+          <w:right w:val="single" w:sz="4" w:space="0" w:color="auto"/>
+          <w:insideH w:val="single" w:sz="4" w:space="0" w:color="auto"/>
+          <w:insideV w:val="single" w:sz="4" w:space="0" w:color="auto"/>
+        </w:tblBorders>
+        <w:tblLayout w:type="fixed"/>
+      </w:tblPr>
+      <w:tblGrid>
+        <w:gridCol w:w="2340"/>
+        <w:gridCol w:w="2340"/>
+        <w:gridCol w:w="2340"/>
+        <w:gridCol w:w="2340"/>
+      </w:tblGrid>
+      <w:tr>
+        <w:tc>
+          <w:tcPr>
+            <w:tcW w:w="2340" w:type="dxa"/>
+            <w:shd w:val="clear" w:color="auto" w:fill="F2F2F2"/>
+          </w:tcPr>
+          <w:p>
+            <w:r>
+              <w:t xml:space="preserve">文件</w:t>
+            </w:r>
+          </w:p>
+        </w:tc>
+        <w:tc>
+          <w:tcPr>
+            <w:tcW w:w="2340" w:type="dxa"/>
+            <w:shd w:val="clear" w:color="auto" w:fill="F2F2F2"/>
+          </w:tcPr>
+          <w:p>
+            <w:r>
+              <w:t xml:space="preserve">改造前</w:t>
+            </w:r>
+          </w:p>
+        </w:tc>
+        <w:tc>
+          <w:tcPr>
+            <w:tcW w:w="2340" w:type="dxa"/>
+            <w:shd w:val="clear" w:color="auto" w:fill="F2F2F2"/>
+          </w:tcPr>
+          <w:p>
+            <w:r>
+              <w:t xml:space="preserve">最终</w:t>
+            </w:r>
+          </w:p>
+        </w:tc>
+        <w:tc>
+          <w:tcPr>
+            <w:tcW w:w="2340" w:type="dxa"/>
+            <w:shd w:val="clear" w:color="auto" w:fill="F2F2F2"/>
+          </w:tcPr>
+          <w:p>
+            <w:r>
+              <w:t xml:space="preserve">关键变动</w:t>
+            </w:r>
+          </w:p>
+        </w:tc>
+      </w:tr>
+      <w:tr>
+        <w:tc>
+          <w:tcPr>
+            <w:tcW w:w="2340" w:type="dxa"/>
+          </w:tcPr>
+          <w:p>
+            <w:r>
+              <w:rPr>
+                <w:rFonts w:ascii="Consolas" w:eastAsia="Consolas" w:hAnsi="Consolas" w:cs="Consolas"/>
+              </w:rPr>
+              <w:t xml:space="preserve">lib/pages/home/view.dart</w:t>
+            </w:r>
+          </w:p>
+        </w:tc>
+        <w:tc>
+          <w:tcPr>
+            <w:tcW w:w="2340" w:type="dxa"/>
+          </w:tcPr>
+          <w:p>
+            <w:r>
+              <w:t xml:space="preserve">顶栏玻璃整块被 </w:t>
+            </w:r>
+            <w:r>
+              <w:rPr>
+                <w:rFonts w:ascii="Consolas" w:eastAsia="Consolas" w:hAnsi="Consolas" w:cs="Consolas"/>
+              </w:rPr>
+              <w:t xml:space="preserve">Obx</w:t>
+            </w:r>
+            <w:r>
+              <w:t xml:space="preserve"> 包住，每帧重建</w:t>
+            </w:r>
+          </w:p>
+        </w:tc>
+        <w:tc>
+          <w:tcPr>
+            <w:tcW w:w="2340" w:type="dxa"/>
+          </w:tcPr>
+          <w:p>
+            <w:r>
+              <w:t xml:space="preserve">静态玻璃 + 两个 </w:t>
+            </w:r>
+            <w:r>
+              <w:rPr>
+                <w:rFonts w:ascii="Consolas" w:eastAsia="Consolas" w:hAnsi="Consolas" w:cs="Consolas"/>
+              </w:rPr>
+              <w:t xml:space="preserve">Obx</w:t>
+            </w:r>
+            <w:r>
+              <w:t xml:space="preserve"> 小叶子（搜索行包装、</w:t>
+            </w:r>
+            <w:r>
+              <w:rPr>
+                <w:rFonts w:ascii="Consolas" w:eastAsia="Consolas" w:hAnsi="Consolas" w:cs="Consolas"/>
+              </w:rPr>
+              <w:t xml:space="preserve">TopBarInset</w:t>
+            </w:r>
+            <w:r>
+              <w:t xml:space="preserve">）</w:t>
+            </w:r>
+          </w:p>
+        </w:tc>
+        <w:tc>
+          <w:tcPr>
+            <w:tcW w:w="2340" w:type="dxa"/>
+          </w:tcPr>
+          <w:p>
+            <w:r>
+              <w:t xml:space="preserve">重建范围收窄；其余（位置/结构/驱动/让位）与改造前一致</w:t>
+            </w:r>
+          </w:p>
+        </w:tc>
+      </w:tr>
+      <w:tr>
+        <w:tc>
+          <w:tcPr>
+            <w:tcW w:w="2340" w:type="dxa"/>
+          </w:tcPr>
+          <w:p>
+            <w:r>
+              <w:rPr>
+                <w:rFonts w:ascii="Consolas" w:eastAsia="Consolas" w:hAnsi="Consolas" w:cs="Consolas"/>
+              </w:rPr>
+              <w:t xml:space="preserve">lib/pages/dynamics/view.dart</w:t>
+            </w:r>
+          </w:p>
+        </w:tc>
+        <w:tc>
+          <w:tcPr>
+            <w:tcW w:w="2340" w:type="dxa"/>
+          </w:tcPr>
+          <w:p>
+            <w:r>
+              <w:rPr>
+                <w:rFonts w:ascii="Consolas" w:eastAsia="Consolas" w:hAnsi="Consolas" w:cs="Consolas"/>
+              </w:rPr>
+              <w:t xml:space="preserve">Obx(page)</w:t>
+            </w:r>
+            <w:r>
+              <w:t xml:space="preserve"> 包住整页</w:t>
+            </w:r>
+          </w:p>
+        </w:tc>
+        <w:tc>
+          <w:tcPr>
+            <w:tcW w:w="2340" w:type="dxa"/>
+          </w:tcPr>
+          <w:p>
+            <w:r>
+              <w:t xml:space="preserve">静态玻璃 + </w:t>
+            </w:r>
+            <w:r>
+              <w:rPr>
+                <w:rFonts w:ascii="Consolas" w:eastAsia="Consolas" w:hAnsi="Consolas" w:cs="Consolas"/>
+              </w:rPr>
+              <w:t xml:space="preserve">Obx(() =&gt; topPanelArea(...))</w:t>
+            </w:r>
+          </w:p>
+        </w:tc>
+        <w:tc>
+          <w:tcPr>
+            <w:tcW w:w="2340" w:type="dxa"/>
+          </w:tcPr>
+          <w:p>
+            <w:r>
+              <w:t xml:space="preserve">同上；面板顺序回到 Tab 栏之下</w:t>
+            </w:r>
+          </w:p>
+        </w:tc>
+      </w:tr>
+      <w:tr>
+        <w:tc>
+          <w:tcPr>
+            <w:tcW w:w="2340" w:type="dxa"/>
+          </w:tcPr>
+          <w:p>
+            <w:r>
+              <w:rPr>
+                <w:rFonts w:ascii="Consolas" w:eastAsia="Consolas" w:hAnsi="Consolas" w:cs="Consolas"/>
+              </w:rPr>
+              <w:t xml:space="preserve">lib/pages/common/common_page.dart</w:t>
+            </w:r>
+          </w:p>
+        </w:tc>
+        <w:tc>
+          <w:tcPr>
+            <w:tcW w:w="2340" w:type="dxa"/>
+          </w:tcPr>
+          <w:p>
+            <w:r>
+              <w:rPr>
+                <w:rFonts w:ascii="Consolas" w:eastAsia="Consolas" w:hAnsi="Consolas" w:cs="Consolas"/>
+              </w:rPr>
+              <w:t xml:space="preserve">onNotificationType2</w:t>
+            </w:r>
+            <w:r>
+              <w:t xml:space="preserve"> 不处理滚动方向</w:t>
+            </w:r>
+          </w:p>
+        </w:tc>
+        <w:tc>
+          <w:tcPr>
+            <w:tcW w:w="2340" w:type="dxa"/>
+          </w:tcPr>
+          <w:p>
+            <w:r>
+              <w:t xml:space="preserve">转发 </w:t>
+            </w:r>
+            <w:r>
+              <w:rPr>
+                <w:rFonts w:ascii="Consolas" w:eastAsia="Consolas" w:hAnsi="Consolas" w:cs="Consolas"/>
+              </w:rPr>
+              <w:t xml:space="preserve">UserScrollNotification</w:t>
+            </w:r>
+            <w:r>
+              <w:t xml:space="preserve"> 给 type1</w:t>
+            </w:r>
+          </w:p>
+        </w:tc>
+        <w:tc>
+          <w:tcPr>
+            <w:tcW w:w="2340" w:type="dxa"/>
+          </w:tcPr>
+          <w:p>
+            <w:r>
+              <w:t xml:space="preserve">让默认模式下两态底栏拿到方向</w:t>
+            </w:r>
+          </w:p>
+        </w:tc>
+      </w:tr>
+      <w:tr>
+        <w:tc>
+          <w:tcPr>
+            <w:tcW w:w="2340" w:type="dxa"/>
+          </w:tcPr>
+          <w:p>
+            <w:r>
+              <w:rPr>
+                <w:rFonts w:ascii="Consolas" w:eastAsia="Consolas" w:hAnsi="Consolas" w:cs="Consolas"/>
+              </w:rPr>
+              <w:t xml:space="preserve">lib/common/widgets/floating_navigation_bar.dart</w:t>
+            </w:r>
+          </w:p>
+        </w:tc>
+        <w:tc>
+          <w:tcPr>
+            <w:tcW w:w="2340" w:type="dxa"/>
+          </w:tcPr>
+          <w:p>
+            <w:r>
+              <w:t xml:space="preserve">气泡只滑不按压</w:t>
+            </w:r>
+          </w:p>
+        </w:tc>
+        <w:tc>
+          <w:tcPr>
+            <w:tcW w:w="2340" w:type="dxa"/>
+          </w:tcPr>
+          <w:p>
+            <w:r>
+              <w:t xml:space="preserve">1.3 倍按压 + 跟手拖动 + 抬手吸附；alpha 0.46/0.36 → 0.32/0.22</w:t>
+            </w:r>
+          </w:p>
+        </w:tc>
+        <w:tc>
+          <w:tcPr>
+            <w:tcW w:w="2340" w:type="dxa"/>
+          </w:tcPr>
+          <w:p>
+            <w:r>
+              <w:t xml:space="preserve">新增交互与更透明玻璃</w:t>
+            </w:r>
+          </w:p>
+        </w:tc>
+      </w:tr>
+      <w:tr>
+        <w:tc>
+          <w:tcPr>
+            <w:tcW w:w="2340" w:type="dxa"/>
+          </w:tcPr>
+          <w:p>
+            <w:r>
+              <w:rPr>
+                <w:rFonts w:ascii="Consolas" w:eastAsia="Consolas" w:hAnsi="Consolas" w:cs="Consolas"/>
+              </w:rPr>
+              <w:t xml:space="preserve">lib/pages/main/controller.dart</w:t>
+            </w:r>
+          </w:p>
+        </w:tc>
+        <w:tc>
+          <w:tcPr>
+            <w:tcW w:w="2340" w:type="dxa"/>
+          </w:tcPr>
+          <w:p>
+            <w:r>
+              <w:rPr>
+                <w:rFonts w:ascii="Consolas" w:eastAsia="Consolas" w:hAnsi="Consolas" w:cs="Consolas"/>
+              </w:rPr>
+              <w:t xml:space="preserve">showBottomBar</w:t>
+            </w:r>
+            <w:r>
+              <w:t xml:space="preserve"> 仅 instant 创建</w:t>
+            </w:r>
+          </w:p>
+        </w:tc>
+        <w:tc>
+          <w:tcPr>
+            <w:tcW w:w="2340" w:type="dxa"/>
+          </w:tcPr>
+          <w:p>
+            <w:r>
+              <w:t xml:space="preserve">只要 </w:t>
+            </w:r>
+            <w:r>
+              <w:rPr>
+                <w:rFonts w:ascii="Consolas" w:eastAsia="Consolas" w:hAnsi="Consolas" w:cs="Consolas"/>
+              </w:rPr>
+              <w:t xml:space="preserve">hideBottomBar</w:t>
+            </w:r>
+            <w:r>
+              <w:t xml:space="preserve"> 就创建</w:t>
+            </w:r>
+          </w:p>
+        </w:tc>
+        <w:tc>
+          <w:tcPr>
+            <w:tcW w:w="2340" w:type="dxa"/>
+          </w:tcPr>
+          <w:p>
+            <w:r>
+              <w:t xml:space="preserve">支持两态</w:t>
+            </w:r>
+          </w:p>
+        </w:tc>
+      </w:tr>
+      <w:tr>
+        <w:tc>
+          <w:tcPr>
+            <w:tcW w:w="2340" w:type="dxa"/>
+          </w:tcPr>
+          <w:p>
+            <w:r>
+              <w:rPr>
+                <w:rFonts w:ascii="Consolas" w:eastAsia="Consolas" w:hAnsi="Consolas" w:cs="Consolas"/>
+              </w:rPr>
+              <w:t xml:space="preserve">lib/pages/main/view.dart</w:t>
+            </w:r>
+          </w:p>
+        </w:tc>
+        <w:tc>
+          <w:tcPr>
+            <w:tcW w:w="2340" w:type="dxa"/>
+          </w:tcPr>
+          <w:p>
+            <w:r>
+              <w:t xml:space="preserve">sync 连续位移 / instant </w:t>
+            </w:r>
+            <w:r>
+              <w:rPr>
+                <w:rFonts w:ascii="Consolas" w:eastAsia="Consolas" w:hAnsi="Consolas" w:cs="Consolas"/>
+              </w:rPr>
+              <w:t xml:space="preserve">AnimatedSlide</w:t>
+            </w:r>
+            <w:r>
+              <w:t xml:space="preserve"> 500 ms</w:t>
+            </w:r>
+          </w:p>
+        </w:tc>
+        <w:tc>
+          <w:tcPr>
+            <w:tcW w:w="2340" w:type="dxa"/>
+          </w:tcPr>
+          <w:p>
+            <w:r>
+              <w:t xml:space="preserve">统一 </w:t>
+            </w:r>
+            <w:r>
+              <w:rPr>
+                <w:rFonts w:ascii="Consolas" w:eastAsia="Consolas" w:hAnsi="Consolas" w:cs="Consolas"/>
+              </w:rPr>
+              <w:t xml:space="preserve">AnimatedSlide</w:t>
+            </w:r>
+            <w:r>
+              <w:t xml:space="preserve"> 220 ms + </w:t>
+            </w:r>
+            <w:r>
+              <w:rPr>
+                <w:rFonts w:ascii="Consolas" w:eastAsia="Consolas" w:hAnsi="Consolas" w:cs="Consolas"/>
+              </w:rPr>
+              <w:t xml:space="preserve">RepaintBoundary</w:t>
+            </w:r>
+            <w:r>
+              <w:t xml:space="preserve">；两处旧底栏 alpha 同步</w:t>
+            </w:r>
+          </w:p>
+        </w:tc>
+        <w:tc>
+          <w:tcPr>
+            <w:tcW w:w="2340" w:type="dxa"/>
+          </w:tcPr>
+          <w:p>
+            <w:r>
+              <w:t xml:space="preserve">两态、更透</w:t>
+            </w:r>
+          </w:p>
+        </w:tc>
+      </w:tr>
+      <w:tr>
+        <w:tc>
+          <w:tcPr>
+            <w:tcW w:w="2340" w:type="dxa"/>
+          </w:tcPr>
+          <w:p>
+            <w:r>
+              <w:rPr>
+                <w:rFonts w:ascii="Consolas" w:eastAsia="Consolas" w:hAnsi="Consolas" w:cs="Consolas"/>
+              </w:rPr>
+              <w:t xml:space="preserve">lib/common/widgets/flutter/vertical_tabs.dart</w:t>
+            </w:r>
+          </w:p>
+        </w:tc>
+        <w:tc>
+          <w:tcPr>
+            <w:tcW w:w="2340" w:type="dxa"/>
+          </w:tcPr>
+          <w:p>
+            <w:r>
+              <w:t xml:space="preserve">按模式分别读 </w:t>
+            </w:r>
+            <w:r>
+              <w:rPr>
+                <w:rFonts w:ascii="Consolas" w:eastAsia="Consolas" w:hAnsi="Consolas" w:cs="Consolas"/>
+              </w:rPr>
+              <w:t xml:space="preserve">barOffset</w:t>
+            </w:r>
+            <w:r>
+              <w:t xml:space="preserve"> / </w:t>
+            </w:r>
+            <w:r>
+              <w:rPr>
+                <w:rFonts w:ascii="Consolas" w:eastAsia="Consolas" w:hAnsi="Consolas" w:cs="Consolas"/>
+              </w:rPr>
+              <w:t xml:space="preserve">showBottomBar</w:t>
+            </w:r>
+          </w:p>
+        </w:tc>
+        <w:tc>
+          <w:tcPr>
+            <w:tcW w:w="2340" w:type="dxa"/>
+          </w:tcPr>
+          <w:p>
+            <w:r>
+              <w:t xml:space="preserve">统一读 </w:t>
+            </w:r>
+            <w:r>
+              <w:rPr>
+                <w:rFonts w:ascii="Consolas" w:eastAsia="Consolas" w:hAnsi="Consolas" w:cs="Consolas"/>
+              </w:rPr>
+              <w:t xml:space="preserve">showBottomBar</w:t>
+            </w:r>
+          </w:p>
+        </w:tc>
+        <w:tc>
+          <w:tcPr>
+            <w:tcW w:w="2340" w:type="dxa"/>
+          </w:tcPr>
+          <w:p>
+            <w:r>
+              <w:t xml:space="preserve">判断源统一</w:t>
+            </w:r>
+          </w:p>
+        </w:tc>
+      </w:tr>
+      <w:tr>
+        <w:tc>
+          <w:tcPr>
+            <w:tcW w:w="2340" w:type="dxa"/>
+          </w:tcPr>
+          <w:p>
+            <w:r>
+              <w:rPr>
+                <w:rFonts w:ascii="Consolas" w:eastAsia="Consolas" w:hAnsi="Consolas" w:cs="Consolas"/>
+              </w:rPr>
+              <w:t xml:space="preserve">lib/pages/video/controller.dart</w:t>
+            </w:r>
+          </w:p>
+        </w:tc>
+        <w:tc>
+          <w:tcPr>
+            <w:tcW w:w="2340" w:type="dxa"/>
+          </w:tcPr>
+          <w:p>
+            <w:r>
+              <w:t xml:space="preserve">无</w:t>
+            </w:r>
+          </w:p>
+        </w:tc>
+        <w:tc>
+          <w:tcPr>
+            <w:tcW w:w="2340" w:type="dxa"/>
+          </w:tcPr>
+          <w:p>
+            <w:r>
+              <w:rPr>
+                <w:rFonts w:ascii="Consolas" w:eastAsia="Consolas" w:hAnsi="Consolas" w:cs="Consolas"/>
+              </w:rPr>
+              <w:t xml:space="preserve">_initGate</w:t>
+            </w:r>
+            <w:r>
+              <w:t xml:space="preserve"> + </w:t>
+            </w:r>
+            <w:r>
+              <w:rPr>
+                <w:rFonts w:ascii="Consolas" w:eastAsia="Consolas" w:hAnsi="Consolas" w:cs="Consolas"/>
+              </w:rPr>
+              <w:t xml:space="preserve">deferPlayerInit</w:t>
+            </w:r>
+          </w:p>
+        </w:tc>
+        <w:tc>
+          <w:tcPr>
+            <w:tcW w:w="2340" w:type="dxa"/>
+          </w:tcPr>
+          <w:p>
+            <w:r>
+              <w:t xml:space="preserve">播放器初始化可延后</w:t>
+            </w:r>
+          </w:p>
+        </w:tc>
+      </w:tr>
+      <w:tr>
+        <w:tc>
+          <w:tcPr>
+            <w:tcW w:w="2340" w:type="dxa"/>
+          </w:tcPr>
+          <w:p>
+            <w:r>
+              <w:rPr>
+                <w:rFonts w:ascii="Consolas" w:eastAsia="Consolas" w:hAnsi="Consolas" w:cs="Consolas"/>
+              </w:rPr>
+              <w:t xml:space="preserve">lib/pages/video/view.dart</w:t>
+            </w:r>
+          </w:p>
+        </w:tc>
+        <w:tc>
+          <w:tcPr>
+            <w:tcW w:w="2340" w:type="dxa"/>
+          </w:tcPr>
+          <w:p>
+            <w:r>
+              <w:rPr>
+                <w:rFonts w:ascii="Consolas" w:eastAsia="Consolas" w:hAnsi="Consolas" w:cs="Consolas"/>
+              </w:rPr>
+              <w:t xml:space="preserve">initState</w:t>
+            </w:r>
+            <w:r>
+              <w:t xml:space="preserve"> 直接初始化播放器</w:t>
+            </w:r>
+          </w:p>
+        </w:tc>
+        <w:tc>
+          <w:tcPr>
+            <w:tcW w:w="2340" w:type="dxa"/>
+          </w:tcPr>
+          <w:p>
+            <w:r>
+              <w:t xml:space="preserve">转场结束后再初始化（600 ms 兜底）</w:t>
+            </w:r>
+          </w:p>
+        </w:tc>
+        <w:tc>
+          <w:tcPr>
+            <w:tcW w:w="2340" w:type="dxa"/>
+          </w:tcPr>
+          <w:p>
+            <w:r>
+              <w:t xml:space="preserve">转场收尾不抢帧</w:t>
+            </w:r>
+          </w:p>
+        </w:tc>
+      </w:tr>
+      <w:tr>
+        <w:tc>
+          <w:tcPr>
+            <w:tcW w:w="2340" w:type="dxa"/>
+          </w:tcPr>
+          <w:p>
+            <w:r>
+              <w:rPr>
+                <w:rFonts w:ascii="Consolas" w:eastAsia="Consolas" w:hAnsi="Consolas" w:cs="Consolas"/>
+              </w:rPr>
+              <w:t xml:space="preserve">lib/utils/storage_pref.dart</w:t>
+            </w:r>
+          </w:p>
+        </w:tc>
+        <w:tc>
+          <w:tcPr>
+            <w:tcW w:w="2340" w:type="dxa"/>
+          </w:tcPr>
+          <w:p>
+            <w:r>
+              <w:rPr>
+                <w:rFonts w:ascii="Consolas" w:eastAsia="Consolas" w:hAnsi="Consolas" w:cs="Consolas"/>
+              </w:rPr>
+              <w:t xml:space="preserve">videoOutputBackend</w:t>
+            </w:r>
+            <w:r>
+              <w:t xml:space="preserve"> 默认 </w:t>
+            </w:r>
+            <w:r>
+              <w:rPr>
+                <w:rFonts w:ascii="Consolas" w:eastAsia="Consolas" w:hAnsi="Consolas" w:cs="Consolas"/>
+              </w:rPr>
+              <w:t xml:space="preserve">''</w:t>
+            </w:r>
+          </w:p>
+        </w:tc>
+        <w:tc>
+          <w:tcPr>
+            <w:tcW w:w="2340" w:type="dxa"/>
+          </w:tcPr>
+          <w:p>
+            <w:r>
+              <w:t xml:space="preserve">默认 </w:t>
+            </w:r>
+            <w:r>
+              <w:rPr>
+                <w:rFonts w:ascii="Consolas" w:eastAsia="Consolas" w:hAnsi="Consolas" w:cs="Consolas"/>
+              </w:rPr>
+              <w:t xml:space="preserve">vo=gpu-next,gpu-api=vulkan</w:t>
+            </w:r>
+            <w:r>
+              <w:t xml:space="preserve">（Android）</w:t>
+            </w:r>
+          </w:p>
+        </w:tc>
+        <w:tc>
+          <w:tcPr>
+            <w:tcW w:w="2340" w:type="dxa"/>
+          </w:tcPr>
+          <w:p>
+            <w:r>
+              <w:t xml:space="preserve">开启 Vulkan 输出</w:t>
+            </w:r>
+          </w:p>
+        </w:tc>
+      </w:tr>
+    </w:tbl>
+    <w:p>
+      <w:pPr>
+        <w:pStyle w:val="Heading3"/>
+      </w:pPr>
+      <w:r>
+        <w:t xml:space="preserve">附：v1 的 sliver 方案已删除、又在 v4 以解耦方式恢复</w:t>
+      </w:r>
+    </w:p>
+    <w:p>
+      <w:pPr>
+        <w:pStyle w:val="ListParagraph"/>
+        <w:numPr>
+          <w:ilvl w:val="0"/>
+          <w:numId w:val="1"/>
+        </w:numPr>
+      </w:pPr>
+      <w:r>
+        <w:t xml:space="preserve">v1 删除的文件 </w:t>
+      </w:r>
       <w:r>
         <w:rPr>
           <w:rFonts w:ascii="Consolas" w:eastAsia="Consolas" w:hAnsi="Consolas" w:cs="Consolas"/>
@@ -4983,13 +7696,36 @@
         <w:t xml:space="preserve">TopBarHeaderDelegate</w:t>
       </w:r>
       <w:r>
-        <w:t xml:space="preserve">）、</w:t>
-      </w:r>
-      <w:r>
-        <w:rPr>
-          <w:rFonts w:ascii="Consolas" w:eastAsia="Consolas" w:hAnsi="Consolas" w:cs="Consolas"/>
-        </w:rPr>
-        <w:t xml:space="preserve">TopBarInset.headerSliver</w:t>
+        <w:t xml:space="preserve">）没有恢复：</w:t>
+        <w:br/>
+        <w:t xml:space="preserve">v4 不需要在 sliver 里画任何东西，只用一个不可见的 </w:t>
+      </w:r>
+      <w:r>
+        <w:rPr>
+          <w:rFonts w:ascii="Consolas" w:eastAsia="Consolas" w:hAnsi="Consolas" w:cs="Consolas"/>
+        </w:rPr>
+        <w:t xml:space="preserve">SliverPersistentHeader</w:t>
+      </w:r>
+      <w:r>
+        <w:t xml:space="preserve"> 占位。</w:t>
+      </w:r>
+    </w:p>
+    <w:p>
+      <w:pPr>
+        <w:pStyle w:val="ListParagraph"/>
+        <w:numPr>
+          <w:ilvl w:val="0"/>
+          <w:numId w:val="1"/>
+        </w:numPr>
+      </w:pPr>
+      <w:r>
+        <w:t xml:space="preserve">v1 删除的 </w:t>
+      </w:r>
+      <w:r>
+        <w:rPr>
+          <w:rFonts w:ascii="Consolas" w:eastAsia="Consolas" w:hAnsi="Consolas" w:cs="Consolas"/>
+        </w:rPr>
+        <w:t xml:space="preserve">CommonPageState.pinnedHeaderExtent</w:t>
       </w:r>
       <w:r>
         <w:t xml:space="preserve"> / </w:t>
@@ -4998,37 +7734,11 @@
         <w:rPr>
           <w:rFonts w:ascii="Consolas" w:eastAsia="Consolas" w:hAnsi="Consolas" w:cs="Consolas"/>
         </w:rPr>
-        <w:t xml:space="preserve">TopBarInsetSpacer</w:t>
-      </w:r>
-      <w:r>
-        <w:t xml:space="preserve"> 返回 sliver 的写法、</w:t>
-      </w:r>
-      <w:r>
-        <w:rPr>
-          <w:rFonts w:ascii="Consolas" w:eastAsia="Consolas" w:hAnsi="Consolas" w:cs="Consolas"/>
-        </w:rPr>
-        <w:t xml:space="preserve">CommonPageState</w:t>
-      </w:r>
-      <w:r>
-        <w:t xml:space="preserve"> 的 </w:t>
-      </w:r>
-      <w:r>
-        <w:rPr>
-          <w:rFonts w:ascii="Consolas" w:eastAsia="Consolas" w:hAnsi="Consolas" w:cs="Consolas"/>
-        </w:rPr>
-        <w:t xml:space="preserve">pinnedHeaderExtent</w:t>
-      </w:r>
-      <w:r>
-        <w:t xml:space="preserve"> / </w:t>
-      </w:r>
-      <w:r>
-        <w:rPr>
-          <w:rFonts w:ascii="Consolas" w:eastAsia="Consolas" w:hAnsi="Consolas" w:cs="Consolas"/>
-        </w:rPr>
         <w:t xml:space="preserve">pinnedHeaderScrollController</w:t>
       </w:r>
       <w:r>
-        <w:t xml:space="preserve"> / </w:t>
+        <w:t xml:space="preserve"> /</w:t>
+        <w:br/>
       </w:r>
       <w:r>
         <w:rPr>
@@ -5037,9 +7747,52 @@
         <w:t xml:space="preserve">onPinnedHeaderNotification</w:t>
       </w:r>
       <w:r>
-        <w:t xml:space="preserve">。相关实测数据（pinned+floating+snap 的几何与收尾行为）已记入工程笔记，供将来重新评估。</w:t>
+        <w:t xml:space="preserve"> 已在 v4 恢复（见第八节），但收尾补间从 </w:t>
+      </w:r>
+      <w:r>
+        <w:rPr>
+          <w:rFonts w:ascii="Consolas" w:eastAsia="Consolas" w:hAnsi="Consolas" w:cs="Consolas"/>
+        </w:rPr>
+        <w:t xml:space="preserve">Timer.periodic</w:t>
+      </w:r>
+      <w:r>
+        <w:br/>
+        <w:t xml:space="preserve">换成了 </w:t>
+      </w:r>
+      <w:r>
+        <w:rPr>
+          <w:rFonts w:ascii="Consolas" w:eastAsia="Consolas" w:hAnsi="Consolas" w:cs="Consolas"/>
+        </w:rPr>
+        <w:t xml:space="preserve">ScrollController.animateTo</w:t>
+      </w:r>
+      <w:r>
+        <w:t xml:space="preserve">。</w:t>
       </w:r>
     </w:p>
+    <w:p>
+      <w:pPr>
+        <w:pStyle w:val="ListParagraph"/>
+        <w:numPr>
+          <w:ilvl w:val="0"/>
+          <w:numId w:val="1"/>
+        </w:numPr>
+      </w:pPr>
+      <w:r>
+        <w:t xml:space="preserve">相关实测数据（pinned 头部的占位公式、</w:t>
+      </w:r>
+      <w:r>
+        <w:rPr>
+          <w:rFonts w:ascii="Consolas" w:eastAsia="Consolas" w:hAnsi="Consolas" w:cs="Consolas"/>
+        </w:rPr>
+        <w:t xml:space="preserve">pinned + floating</w:t>
+      </w:r>
+      <w:r>
+        <w:t xml:space="preserve"> 会覆盖内容、snap 只会补到展开态）</w:t>
+        <w:br/>
+        <w:t xml:space="preserve">记入工程笔记。</w:t>
+      </w:r>
+    </w:p>
+    <w:p/>
     <w:sectPr>
       <w:pgSz w:w="11906" w:h="16838"/>
       <w:pgMar w:top="1440" w:right="1440" w:bottom="1440" w:left="1440" w:header="708" w:footer="708" w:gutter="0"/>
@@ -5164,6 +7917,78 @@
   </w:num>
   <w:num w:numId="2">
     <w:abstractNumId w:val="1"/>
+  </w:num>
+  <w:num w:numId="100">
+    <w:abstractNumId w:val="1"/>
+    <w:lvlOverride w:ilvl="0">
+      <w:startOverride w:val="1"/>
+    </w:lvlOverride>
+    <w:lvlOverride w:ilvl="1">
+      <w:startOverride w:val="1"/>
+    </w:lvlOverride>
+    <w:lvlOverride w:ilvl="2">
+      <w:startOverride w:val="1"/>
+    </w:lvlOverride>
+    <w:lvlOverride w:ilvl="3">
+      <w:startOverride w:val="1"/>
+    </w:lvlOverride>
+    <w:lvlOverride w:ilvl="4">
+      <w:startOverride w:val="1"/>
+    </w:lvlOverride>
+  </w:num>
+  <w:num w:numId="101">
+    <w:abstractNumId w:val="1"/>
+    <w:lvlOverride w:ilvl="0">
+      <w:startOverride w:val="1"/>
+    </w:lvlOverride>
+    <w:lvlOverride w:ilvl="1">
+      <w:startOverride w:val="1"/>
+    </w:lvlOverride>
+    <w:lvlOverride w:ilvl="2">
+      <w:startOverride w:val="1"/>
+    </w:lvlOverride>
+    <w:lvlOverride w:ilvl="3">
+      <w:startOverride w:val="1"/>
+    </w:lvlOverride>
+    <w:lvlOverride w:ilvl="4">
+      <w:startOverride w:val="1"/>
+    </w:lvlOverride>
+  </w:num>
+  <w:num w:numId="102">
+    <w:abstractNumId w:val="1"/>
+    <w:lvlOverride w:ilvl="0">
+      <w:startOverride w:val="1"/>
+    </w:lvlOverride>
+    <w:lvlOverride w:ilvl="1">
+      <w:startOverride w:val="1"/>
+    </w:lvlOverride>
+    <w:lvlOverride w:ilvl="2">
+      <w:startOverride w:val="1"/>
+    </w:lvlOverride>
+    <w:lvlOverride w:ilvl="3">
+      <w:startOverride w:val="1"/>
+    </w:lvlOverride>
+    <w:lvlOverride w:ilvl="4">
+      <w:startOverride w:val="1"/>
+    </w:lvlOverride>
+  </w:num>
+  <w:num w:numId="103">
+    <w:abstractNumId w:val="1"/>
+    <w:lvlOverride w:ilvl="0">
+      <w:startOverride w:val="1"/>
+    </w:lvlOverride>
+    <w:lvlOverride w:ilvl="1">
+      <w:startOverride w:val="1"/>
+    </w:lvlOverride>
+    <w:lvlOverride w:ilvl="2">
+      <w:startOverride w:val="1"/>
+    </w:lvlOverride>
+    <w:lvlOverride w:ilvl="3">
+      <w:startOverride w:val="1"/>
+    </w:lvlOverride>
+    <w:lvlOverride w:ilvl="4">
+      <w:startOverride w:val="1"/>
+    </w:lvlOverride>
   </w:num>
 </w:numbering>
 </file>
